--- a/docs/ESF_End_Spam_Forever_Technical_Whitepaper.docx
+++ b/docs/ESF_End_Spam_Forever_Technical_Whitepaper.docx
@@ -2887,6 +2887,577 @@
       <w:pPr>
         <w:pStyle w:val="Spacer"/>
       </w:pPr>
+    </w:p>
+    <w:p>
+      <w:pPr>
+        <w:pStyle w:val="Heading2"/>
+      </w:pPr>
+      <w:r>
+        <w:t xml:space="preserve">7.4 Worked example: cost of a mid-size campaign</w:t>
+      </w:r>
+    </w:p>
+    <w:p>
+      <w:pPr>
+        <w:pStyle w:val="BodyText"/>
+      </w:pPr>
+      <w:r>
+        <w:t xml:space="preserve">The following model quantifies the economic effect of both initial profiles on a mid-size bulk campaign of 10 million messages per day, one stamp per recipient. The single-threaded JavaScript rate is measured with the reference implementation (Appendix D.10); optimized-native, GPU and ASIC rates are literature and benchmark estimates that MUST be replaced by the Phase 0 benchmark campaign before any difficulty value is standardized.</w:t>
+      </w:r>
+    </w:p>
+    <w:p>
+      <w:pPr>
+        <w:pStyle w:val="BodyText"/>
+      </w:pPr>
+      <w:r>
+        <w:t xml:space="preserve">Approximate SHA-256 rates per actor: legitimate client in a JavaScript runtime ~0.2 MH/s per thread (measured), optimized native code with SHA extensions ~10 MH/s per core, one current high-end GPU ~20 GH/s, one commodity hashing ASIC ~100 TH/s.</w:t>
+      </w:r>
+    </w:p>
+    <w:tbl>
+      <w:tblPr>
+        <w:tblStyle w:val="TableGrid"/>
+        <w:tblW w:w="5000" w:type="pct"/>
+        <w:tblBorders>
+          <w:top w:val="single" w:sz="4" w:space="0" w:color="D0D4DA"/>
+          <w:left w:val="single" w:sz="4" w:space="0" w:color="D0D4DA"/>
+          <w:bottom w:val="single" w:sz="4" w:space="0" w:color="D0D4DA"/>
+          <w:right w:val="single" w:sz="4" w:space="0" w:color="D0D4DA"/>
+          <w:insideH w:val="single" w:sz="4" w:space="0" w:color="D0D4DA"/>
+          <w:insideV w:val="single" w:sz="4" w:space="0" w:color="D0D4DA"/>
+        </w:tblBorders>
+      </w:tblPr>
+      <w:tblGrid>
+        <w:gridCol w:w="3120"/>
+        <w:gridCol w:w="3120"/>
+        <w:gridCol w:w="3120"/>
+      </w:tblGrid>
+      <w:tr>
+        <w:tc>
+          <w:tcPr>
+            <w:tcW w:w="3120" w:type="dxa"/>
+            <w:shd w:val="clear" w:fill="F1F3F6"/>
+          </w:tcPr>
+          <w:p>
+            <w:pPr>
+              <w:pStyle w:val="TableText"/>
+            </w:pPr>
+            <w:r>
+              <w:rPr>
+                <w:b/>
+              </w:rPr>
+              <w:t xml:space="preserve">SHA-256, d=20 (2^20 ≈ 1.05M trials/recipient)</w:t>
+            </w:r>
+          </w:p>
+        </w:tc>
+        <w:tc>
+          <w:tcPr>
+            <w:tcW w:w="3120" w:type="dxa"/>
+            <w:shd w:val="clear" w:fill="F1F3F6"/>
+          </w:tcPr>
+          <w:p>
+            <w:pPr>
+              <w:pStyle w:val="TableText"/>
+            </w:pPr>
+            <w:r>
+              <w:rPr>
+                <w:b/>
+              </w:rPr>
+              <w:t xml:space="preserve">Sustained load for 10M msg/day</w:t>
+            </w:r>
+          </w:p>
+        </w:tc>
+        <w:tc>
+          <w:tcPr>
+            <w:tcW w:w="3120" w:type="dxa"/>
+            <w:shd w:val="clear" w:fill="F1F3F6"/>
+          </w:tcPr>
+          <w:p>
+            <w:pPr>
+              <w:pStyle w:val="TableText"/>
+            </w:pPr>
+            <w:r>
+              <w:rPr>
+                <w:b/>
+              </w:rPr>
+              <w:t xml:space="preserve">Estimated added cost per day</w:t>
+            </w:r>
+          </w:p>
+        </w:tc>
+      </w:tr>
+      <w:tr>
+        <w:tc>
+          <w:tcPr>
+            <w:tcW w:w="3120" w:type="dxa"/>
+          </w:tcPr>
+          <w:p>
+            <w:pPr>
+              <w:pStyle w:val="TableText"/>
+            </w:pPr>
+            <w:r>
+              <w:t xml:space="preserve">Rented cloud CPUs (native, SHA extensions)</w:t>
+            </w:r>
+          </w:p>
+        </w:tc>
+        <w:tc>
+          <w:tcPr>
+            <w:tcW w:w="3120" w:type="dxa"/>
+          </w:tcPr>
+          <w:p>
+            <w:pPr>
+              <w:pStyle w:val="TableText"/>
+            </w:pPr>
+            <w:r>
+              <w:t xml:space="preserve">~12 cores</w:t>
+            </w:r>
+          </w:p>
+        </w:tc>
+        <w:tc>
+          <w:tcPr>
+            <w:tcW w:w="3120" w:type="dxa"/>
+          </w:tcPr>
+          <w:p>
+            <w:pPr>
+              <w:pStyle w:val="TableText"/>
+            </w:pPr>
+            <w:r>
+              <w:t xml:space="preserve">~5-10 EUR</w:t>
+            </w:r>
+          </w:p>
+        </w:tc>
+      </w:tr>
+      <w:tr>
+        <w:tc>
+          <w:tcPr>
+            <w:tcW w:w="3120" w:type="dxa"/>
+          </w:tcPr>
+          <w:p>
+            <w:pPr>
+              <w:pStyle w:val="TableText"/>
+            </w:pPr>
+            <w:r>
+              <w:t xml:space="preserve">One high-end GPU</w:t>
+            </w:r>
+          </w:p>
+        </w:tc>
+        <w:tc>
+          <w:tcPr>
+            <w:tcW w:w="3120" w:type="dxa"/>
+          </w:tcPr>
+          <w:p>
+            <w:pPr>
+              <w:pStyle w:val="TableText"/>
+            </w:pPr>
+            <w:r>
+              <w:t xml:space="preserve">~9 minutes of GPU time (&amp;lt;1% utilization)</w:t>
+            </w:r>
+          </w:p>
+        </w:tc>
+        <w:tc>
+          <w:tcPr>
+            <w:tcW w:w="3120" w:type="dxa"/>
+          </w:tcPr>
+          <w:p>
+            <w:pPr>
+              <w:pStyle w:val="TableText"/>
+            </w:pPr>
+            <w:r>
+              <w:t xml:space="preserve">~0.02 EUR electricity</w:t>
+            </w:r>
+          </w:p>
+        </w:tc>
+      </w:tr>
+      <w:tr>
+        <w:tc>
+          <w:tcPr>
+            <w:tcW w:w="3120" w:type="dxa"/>
+          </w:tcPr>
+          <w:p>
+            <w:pPr>
+              <w:pStyle w:val="TableText"/>
+            </w:pPr>
+            <w:r>
+              <w:t xml:space="preserve">Hashing ASIC</w:t>
+            </w:r>
+          </w:p>
+        </w:tc>
+        <w:tc>
+          <w:tcPr>
+            <w:tcW w:w="3120" w:type="dxa"/>
+          </w:tcPr>
+          <w:p>
+            <w:pPr>
+              <w:pStyle w:val="TableText"/>
+            </w:pPr>
+            <w:r>
+              <w:t xml:space="preserve">~0.1 s of device time</w:t>
+            </w:r>
+          </w:p>
+        </w:tc>
+        <w:tc>
+          <w:tcPr>
+            <w:tcW w:w="3120" w:type="dxa"/>
+          </w:tcPr>
+          <w:p>
+            <w:pPr>
+              <w:pStyle w:val="TableText"/>
+            </w:pPr>
+            <w:r>
+              <w:t xml:space="preserve">negligible</w:t>
+            </w:r>
+          </w:p>
+        </w:tc>
+      </w:tr>
+      <w:tr>
+        <w:tc>
+          <w:tcPr>
+            <w:tcW w:w="3120" w:type="dxa"/>
+          </w:tcPr>
+          <w:p>
+            <w:pPr>
+              <w:pStyle w:val="TableText"/>
+            </w:pPr>
+            <w:r>
+              <w:t xml:space="preserve">Botnet sending natively</w:t>
+            </w:r>
+          </w:p>
+        </w:tc>
+        <w:tc>
+          <w:tcPr>
+            <w:tcW w:w="3120" w:type="dxa"/>
+          </w:tcPr>
+          <w:p>
+            <w:pPr>
+              <w:pStyle w:val="TableText"/>
+            </w:pPr>
+            <w:r>
+              <w:t xml:space="preserve">throughput drops to ~5 msg/s per bot</w:t>
+            </w:r>
+          </w:p>
+        </w:tc>
+        <w:tc>
+          <w:tcPr>
+            <w:tcW w:w="3120" w:type="dxa"/>
+          </w:tcPr>
+          <w:p>
+            <w:pPr>
+              <w:pStyle w:val="TableText"/>
+            </w:pPr>
+            <w:r>
+              <w:t xml:space="preserve">victim pays energy; campaign duration x100+</w:t>
+            </w:r>
+          </w:p>
+        </w:tc>
+      </w:tr>
+      <w:tr>
+        <w:tc>
+          <w:tcPr>
+            <w:tcW w:w="3120" w:type="dxa"/>
+          </w:tcPr>
+          <w:p>
+            <w:pPr>
+              <w:pStyle w:val="TableText"/>
+            </w:pPr>
+            <w:r>
+              <w:t xml:space="preserve">Stolen webmail accounts (JavaScript rate)</w:t>
+            </w:r>
+          </w:p>
+        </w:tc>
+        <w:tc>
+          <w:tcPr>
+            <w:tcW w:w="3120" w:type="dxa"/>
+          </w:tcPr>
+          <w:p>
+            <w:pPr>
+              <w:pStyle w:val="TableText"/>
+            </w:pPr>
+            <w:r>
+              <w:t xml:space="preserve">~1 msg per 5 s per bot</w:t>
+            </w:r>
+          </w:p>
+        </w:tc>
+        <w:tc>
+          <w:tcPr>
+            <w:tcW w:w="3120" w:type="dxa"/>
+          </w:tcPr>
+          <w:p>
+            <w:pPr>
+              <w:pStyle w:val="TableText"/>
+            </w:pPr>
+            <w:r>
+              <w:t xml:space="preserve">throughput reduced x1000</w:t>
+            </w:r>
+          </w:p>
+        </w:tc>
+      </w:tr>
+    </w:tbl>
+    <w:p>
+      <w:pPr>
+        <w:pStyle w:val="Spacer"/>
+      </w:pPr>
+    </w:p>
+    <w:p>
+      <w:pPr>
+        <w:pStyle w:val="BodyText"/>
+      </w:pPr>
+      <w:r>
+        <w:t xml:space="preserve">The same difficulty costs a legitimate JavaScript client roughly five seconds per recipient. The asymmetry between that client and a GPU is therefore about five orders of magnitude: a compute-bound SHA-256 difficulty high enough to burden a GPU-equipped operator (roughly 34-35 bits for a four-digit EUR daily cost at this volume) would require hours per message from legitimate clients. Compute-bound difficulty alone cannot close this gap; it remains valuable as a portable bootstrap profile and as a throughput brake on botnets and abused accounts.</w:t>
+      </w:r>
+    </w:p>
+    <w:p>
+      <w:pPr>
+        <w:pStyle w:val="BodyText"/>
+      </w:pPr>
+      <w:r>
+        <w:t xml:space="preserve">Argon2id changes the picture because every evaluation must fill the configured memory. With the illustrative profile m=16384 (16 MiB), t=1, lanes=1, d=8 (2^8 = 256 expected evaluations per recipient, each touching roughly 32 MB), estimated rates are ~15-25 evaluations/s in a browser/WASM client, ~30-50 per native CPU core, ~300-600 per multi-core server (memory bandwidth, not cores, is the bottleneck) and ~5,000-15,000 for one 24 GB high-end GPU whose advantage is bounded by memory bandwidth and data-dependent addressing. No commodity Argon2id ASIC exists; the theoretical specialized-hardware advantage is bounded by memory cost to an estimated factor of 2-10.</w:t>
+      </w:r>
+    </w:p>
+    <w:tbl>
+      <w:tblPr>
+        <w:tblStyle w:val="TableGrid"/>
+        <w:tblW w:w="5000" w:type="pct"/>
+        <w:tblBorders>
+          <w:top w:val="single" w:sz="4" w:space="0" w:color="D0D4DA"/>
+          <w:left w:val="single" w:sz="4" w:space="0" w:color="D0D4DA"/>
+          <w:bottom w:val="single" w:sz="4" w:space="0" w:color="D0D4DA"/>
+          <w:right w:val="single" w:sz="4" w:space="0" w:color="D0D4DA"/>
+          <w:insideH w:val="single" w:sz="4" w:space="0" w:color="D0D4DA"/>
+          <w:insideV w:val="single" w:sz="4" w:space="0" w:color="D0D4DA"/>
+        </w:tblBorders>
+      </w:tblPr>
+      <w:tblGrid>
+        <w:gridCol w:w="3120"/>
+        <w:gridCol w:w="3120"/>
+        <w:gridCol w:w="3120"/>
+      </w:tblGrid>
+      <w:tr>
+        <w:tc>
+          <w:tcPr>
+            <w:tcW w:w="3120" w:type="dxa"/>
+            <w:shd w:val="clear" w:fill="F1F3F6"/>
+          </w:tcPr>
+          <w:p>
+            <w:pPr>
+              <w:pStyle w:val="TableText"/>
+            </w:pPr>
+            <w:r>
+              <w:rPr>
+                <w:b/>
+              </w:rPr>
+              <w:t xml:space="preserve">Argon2id m=16 MiB t=1 d=8, 10M msg/day (~30,000 evals/s sustained)</w:t>
+            </w:r>
+          </w:p>
+        </w:tc>
+        <w:tc>
+          <w:tcPr>
+            <w:tcW w:w="3120" w:type="dxa"/>
+            <w:shd w:val="clear" w:fill="F1F3F6"/>
+          </w:tcPr>
+          <w:p>
+            <w:pPr>
+              <w:pStyle w:val="TableText"/>
+            </w:pPr>
+            <w:r>
+              <w:rPr>
+                <w:b/>
+              </w:rPr>
+              <w:t xml:space="preserve">Sustained load</w:t>
+            </w:r>
+          </w:p>
+        </w:tc>
+        <w:tc>
+          <w:tcPr>
+            <w:tcW w:w="3120" w:type="dxa"/>
+            <w:shd w:val="clear" w:fill="F1F3F6"/>
+          </w:tcPr>
+          <w:p>
+            <w:pPr>
+              <w:pStyle w:val="TableText"/>
+            </w:pPr>
+            <w:r>
+              <w:rPr>
+                <w:b/>
+              </w:rPr>
+              <w:t xml:space="preserve">Estimated added cost per day</w:t>
+            </w:r>
+          </w:p>
+        </w:tc>
+      </w:tr>
+      <w:tr>
+        <w:tc>
+          <w:tcPr>
+            <w:tcW w:w="3120" w:type="dxa"/>
+          </w:tcPr>
+          <w:p>
+            <w:pPr>
+              <w:pStyle w:val="TableText"/>
+            </w:pPr>
+            <w:r>
+              <w:t xml:space="preserve">Rented cloud CPUs</w:t>
+            </w:r>
+          </w:p>
+        </w:tc>
+        <w:tc>
+          <w:tcPr>
+            <w:tcW w:w="3120" w:type="dxa"/>
+          </w:tcPr>
+          <w:p>
+            <w:pPr>
+              <w:pStyle w:val="TableText"/>
+            </w:pPr>
+            <w:r>
+              <w:t xml:space="preserve">~50-100 servers (bandwidth-bound)</w:t>
+            </w:r>
+          </w:p>
+        </w:tc>
+        <w:tc>
+          <w:tcPr>
+            <w:tcW w:w="3120" w:type="dxa"/>
+          </w:tcPr>
+          <w:p>
+            <w:pPr>
+              <w:pStyle w:val="TableText"/>
+            </w:pPr>
+            <w:r>
+              <w:t xml:space="preserve">~500-1,500 EUR</w:t>
+            </w:r>
+          </w:p>
+        </w:tc>
+      </w:tr>
+      <w:tr>
+        <w:tc>
+          <w:tcPr>
+            <w:tcW w:w="3120" w:type="dxa"/>
+          </w:tcPr>
+          <w:p>
+            <w:pPr>
+              <w:pStyle w:val="TableText"/>
+            </w:pPr>
+            <w:r>
+              <w:t xml:space="preserve">High-end GPUs</w:t>
+            </w:r>
+          </w:p>
+        </w:tc>
+        <w:tc>
+          <w:tcPr>
+            <w:tcW w:w="3120" w:type="dxa"/>
+          </w:tcPr>
+          <w:p>
+            <w:pPr>
+              <w:pStyle w:val="TableText"/>
+            </w:pPr>
+            <w:r>
+              <w:t xml:space="preserve">~2-6 devices permanently</w:t>
+            </w:r>
+          </w:p>
+        </w:tc>
+        <w:tc>
+          <w:tcPr>
+            <w:tcW w:w="3120" w:type="dxa"/>
+          </w:tcPr>
+          <w:p>
+            <w:pPr>
+              <w:pStyle w:val="TableText"/>
+            </w:pPr>
+            <w:r>
+              <w:t xml:space="preserve">~20-60 EUR</w:t>
+            </w:r>
+          </w:p>
+        </w:tc>
+      </w:tr>
+      <w:tr>
+        <w:tc>
+          <w:tcPr>
+            <w:tcW w:w="3120" w:type="dxa"/>
+          </w:tcPr>
+          <w:p>
+            <w:pPr>
+              <w:pStyle w:val="TableText"/>
+            </w:pPr>
+            <w:r>
+              <w:t xml:space="preserve">Specialized hardware</w:t>
+            </w:r>
+          </w:p>
+        </w:tc>
+        <w:tc>
+          <w:tcPr>
+            <w:tcW w:w="3120" w:type="dxa"/>
+          </w:tcPr>
+          <w:p>
+            <w:pPr>
+              <w:pStyle w:val="TableText"/>
+            </w:pPr>
+            <w:r>
+              <w:t xml:space="preserve">not commercially available; bounded advantage</w:t>
+            </w:r>
+          </w:p>
+        </w:tc>
+        <w:tc>
+          <w:tcPr>
+            <w:tcW w:w="3120" w:type="dxa"/>
+          </w:tcPr>
+          <w:p>
+            <w:pPr>
+              <w:pStyle w:val="TableText"/>
+            </w:pPr>
+            <w:r>
+              <w:t xml:space="preserve">capital-intensive, limited gain</w:t>
+            </w:r>
+          </w:p>
+        </w:tc>
+      </w:tr>
+      <w:tr>
+        <w:tc>
+          <w:tcPr>
+            <w:tcW w:w="3120" w:type="dxa"/>
+          </w:tcPr>
+          <w:p>
+            <w:pPr>
+              <w:pStyle w:val="TableText"/>
+            </w:pPr>
+            <w:r>
+              <w:t xml:space="preserve">Botnet sending natively</w:t>
+            </w:r>
+          </w:p>
+        </w:tc>
+        <w:tc>
+          <w:tcPr>
+            <w:tcW w:w="3120" w:type="dxa"/>
+          </w:tcPr>
+          <w:p>
+            <w:pPr>
+              <w:pStyle w:val="TableText"/>
+            </w:pPr>
+            <w:r>
+              <w:t xml:space="preserve">~1 msg per 5-8 s per bot; 16 MiB peak RAM per attempt limits parallelism on weak hosts</w:t>
+            </w:r>
+          </w:p>
+        </w:tc>
+        <w:tc>
+          <w:tcPr>
+            <w:tcW w:w="3120" w:type="dxa"/>
+          </w:tcPr>
+          <w:p>
+            <w:pPr>
+              <w:pStyle w:val="TableText"/>
+            </w:pPr>
+            <w:r>
+              <w:t xml:space="preserve">campaign duration x1000</w:t>
+            </w:r>
+          </w:p>
+        </w:tc>
+      </w:tr>
+    </w:tbl>
+    <w:p>
+      <w:pPr>
+        <w:pStyle w:val="Spacer"/>
+      </w:pPr>
+    </w:p>
+    <w:p>
+      <w:pPr>
+        <w:pStyle w:val="BodyText"/>
+      </w:pPr>
+      <w:r>
+        <w:t xml:space="preserve">The user-visible cost of this Argon2id profile (~10-15 s per recipient in a WASM client) is comparable to SHA-256 at d=20-22, but the client-to-GPU asymmetry shrinks from ~10^5 to an estimated factor of ~300. Parameters scale the effect linearly: quadrupling memory quadruples attacker cost without forcing a quadrupled user wait, because the receiver policy can lower d in exchange. Two costs must be engineered deliberately: verification of one Argon2id stamp costs the receiver tens of milliseconds and the configured memory rather than microseconds, which makes the bounds of section 6.7 and a memory cap mandatory before any Argon2id verification is attempted (section 16); and constrained devices need the delegation and limit mechanisms of section 13.</w:t>
+      </w:r>
     </w:p>
     <w:p>
       <w:pPr>
@@ -6510,6 +7081,86 @@
       </w:pPr>
       <w:r>
         <w:t xml:space="preserve">same core and vectors rather than reimplementing the wire format.</w:t>
+      </w:r>
+    </w:p>
+    <w:p>
+      <w:pPr>
+        <w:pStyle w:val="Heading2"/>
+      </w:pPr>
+      <w:r>
+        <w:t xml:space="preserve">D.10 Measured hash rates behind the section 7.4 model</w:t>
+      </w:r>
+    </w:p>
+    <w:p>
+      <w:pPr>
+        <w:pStyle w:val="BodyText"/>
+      </w:pPr>
+      <w:r>
+        <w:t xml:space="preserve">Measured on one mid-range Windows 11 desktop (Node.js 22, single thread, August 2026) with the reference core's own</w:t>
+      </w:r>
+    </w:p>
+    <w:p>
+      <w:pPr>
+        <w:pStyle w:val="BodyText"/>
+      </w:pPr>
+      <w:r>
+        <w:t xml:space="preserve">canonical work input: the bundled pure-JavaScript SHA-256 reaches ~198,000 H/s and per-call native hashing through the</w:t>
+      </w:r>
+    </w:p>
+    <w:p>
+      <w:pPr>
+        <w:pStyle w:val="BodyText"/>
+      </w:pPr>
+      <w:r>
+        <w:t xml:space="preserve">platform crypto API ~280,000 H/s, while WebCrypto's per-call async digest collapses to ~13,000 H/s - which is why the</w:t>
+      </w:r>
+    </w:p>
+    <w:p>
+      <w:pPr>
+        <w:pStyle w:val="BodyText"/>
+      </w:pPr>
+      <w:r>
+        <w:t xml:space="preserve">nonce search uses the synchronous implementation and reserves WebCrypto for one-shot token derivation. Practical</w:t>
+      </w:r>
+    </w:p>
+    <w:p>
+      <w:pPr>
+        <w:pStyle w:val="BodyText"/>
+      </w:pPr>
+      <w:r>
+        <w:t xml:space="preserve">consequence for defaults: at ~0.2 MH/s per thread, d=18 costs ~1.3 s and d=20 ~5 s per recipient; a one-second</w:t>
+      </w:r>
+    </w:p>
+    <w:p>
+      <w:pPr>
+        <w:pStyle w:val="BodyText"/>
+      </w:pPr>
+      <w:r>
+        <w:t xml:space="preserve">per-recipient budget therefore fails d=18 about half the time (the success probability within budget t is</w:t>
+      </w:r>
+    </w:p>
+    <w:p>
+      <w:pPr>
+        <w:pStyle w:val="BodyText"/>
+      </w:pPr>
+      <w:r>
+        <w:t xml:space="preserve">1 - e^(-t * rate / 2^d)), so compute budgets and baseline difficulty MUST be calibrated together. The GPU, ASIC and</w:t>
+      </w:r>
+    </w:p>
+    <w:p>
+      <w:pPr>
+        <w:pStyle w:val="BodyText"/>
+      </w:pPr>
+      <w:r>
+        <w:t xml:space="preserve">Argon2id numbers in section 7.4 are estimates from public benchmarks, not measurements; producing measured values</w:t>
+      </w:r>
+    </w:p>
+    <w:p>
+      <w:pPr>
+        <w:pStyle w:val="BodyText"/>
+      </w:pPr>
+      <w:r>
+        <w:t xml:space="preserve">across desktop, mobile, server and GPU hardware is the Phase 0 deliverable of section 14.</w:t>
       </w:r>
     </w:p>
     <w:p>

--- a/docs/ESF_End_Spam_Forever_Technical_Whitepaper.docx
+++ b/docs/ESF_End_Spam_Forever_Technical_Whitepaper.docx
@@ -1405,7 +1405,7 @@
               <w:pStyle w:val="TableText"/>
             </w:pPr>
             <w:r>
-              <w:t xml:space="preserve">Unix time in UTC seconds.</w:t>
+              <w:t xml:space="preserve">Unix time in UTC seconds. Receivers bound it against the message the stamp arrives with, not against their own clock; see 6.7a.</w:t>
             </w:r>
           </w:p>
         </w:tc>
@@ -2178,7 +2178,7 @@
         <w:pStyle w:val="ListBullet"/>
       </w:pPr>
       <w:r>
-        <w:t xml:space="preserve">5. Validate timestamp against local freshness and future-skew limits.</w:t>
+        <w:t xml:space="preserve">5. Validate the timestamp against the message the stamp arrives with, and against future-skew limits; see 6.7a.</w:t>
       </w:r>
     </w:p>
     <w:p>
@@ -2218,6 +2218,201 @@
         <w:pStyle w:val="Heading2"/>
       </w:pPr>
       <w:r>
+        <w:t xml:space="preserve">6.7a Freshness: contemporaneity, not expiry</w:t>
+      </w:r>
+    </w:p>
+    <w:p>
+      <w:pPr>
+        <w:pStyle w:val="BodyText"/>
+      </w:pPr>
+      <w:r>
+        <w:t xml:space="preserve">A stamp should be judged by whether its work belongs to </w:t>
+      </w:r>
+      <w:r>
+        <w:rPr>
+          <w:i/>
+        </w:rPr>
+        <w:t xml:space="preserve">this</w:t>
+      </w:r>
+      <w:r>
+        <w:t xml:space="preserve"> message, not by how much time has passed since it was</w:t>
+      </w:r>
+    </w:p>
+    <w:p>
+      <w:pPr>
+        <w:pStyle w:val="BodyText"/>
+      </w:pPr>
+      <w:r>
+        <w:t xml:space="preserve">produced. Receivers SHOULD therefore require that a stamp was minted within a bounded interval before the message</w:t>
+      </w:r>
+    </w:p>
+    <w:p>
+      <w:pPr>
+        <w:pStyle w:val="BodyText"/>
+      </w:pPr>
+      <w:r>
+        <w:t xml:space="preserve">came into being — a contemporaneity window, for which 24 hours is a reasonable starting value — and MAY additionally</w:t>
+      </w:r>
+    </w:p>
+    <w:p>
+      <w:pPr>
+        <w:pStyle w:val="BodyText"/>
+      </w:pPr>
+      <w:r>
+        <w:t xml:space="preserve">apply an absolute maximum age. The two are independent, and only the first carries a security property.</w:t>
+      </w:r>
+    </w:p>
+    <w:p>
+      <w:pPr>
+        <w:pStyle w:val="BodyText"/>
+      </w:pPr>
+      <w:r>
+        <w:t xml:space="preserve">The contemporaneity requirement is what keeps a sender paying as they go. Without it, an operator with spare capacity</w:t>
+      </w:r>
+    </w:p>
+    <w:p>
+      <w:pPr>
+        <w:pStyle w:val="BodyText"/>
+      </w:pPr>
+      <w:r>
+        <w:t xml:space="preserve">can mint stamps for months on idle hardware, or on cheap off-peak power, and release them in a single campaign: the</w:t>
+      </w:r>
+    </w:p>
+    <w:p>
+      <w:pPr>
+        <w:pStyle w:val="BodyText"/>
+      </w:pPr>
+      <w:r>
+        <w:t xml:space="preserve">total work per recipient is unchanged, but the </w:t>
+      </w:r>
+      <w:r>
+        <w:rPr>
+          <w:i/>
+        </w:rPr>
+        <w:t xml:space="preserve">rate</w:t>
+      </w:r>
+      <w:r>
+        <w:t xml:space="preserve"> at which work must be produced — the property that actually</w:t>
+      </w:r>
+    </w:p>
+    <w:p>
+      <w:pPr>
+        <w:pStyle w:val="BodyText"/>
+      </w:pPr>
+      <w:r>
+        <w:t xml:space="preserve">limits a campaign — disappears. A stockpiled stamp no longer matches the message it is attached to and is refused.</w:t>
+      </w:r>
+    </w:p>
+    <w:p>
+      <w:pPr>
+        <w:pStyle w:val="BodyText"/>
+      </w:pPr>
+      <w:r>
+        <w:t xml:space="preserve">An absolute expiry, by contrast, answers a question ESF does not ask. A proof of work does not become untrue with</w:t>
+      </w:r>
+    </w:p>
+    <w:p>
+      <w:pPr>
+        <w:pStyle w:val="BodyText"/>
+      </w:pPr>
+      <w:r>
+        <w:t xml:space="preserve">age, and a fixed window makes a correctly delivered message unverifiable later: mail delayed in a queue, held for</w:t>
+      </w:r>
+    </w:p>
+    <w:p>
+      <w:pPr>
+        <w:pStyle w:val="BodyText"/>
+      </w:pPr>
+      <w:r>
+        <w:t xml:space="preserve">moderation, or simply read from an archive months afterwards would be downgraded for reasons that have nothing to do</w:t>
+      </w:r>
+    </w:p>
+    <w:p>
+      <w:pPr>
+        <w:pStyle w:val="BodyText"/>
+      </w:pPr>
+      <w:r>
+        <w:t xml:space="preserve">with the sender's effort. Implementations SHOULD default to no absolute expiry and expose it as an option.</w:t>
+      </w:r>
+    </w:p>
+    <w:p>
+      <w:pPr>
+        <w:pStyle w:val="BodyText"/>
+      </w:pPr>
+      <w:r>
+        <w:t xml:space="preserve">Which instant counts as "when the message came into being" matters, because the Date header belongs to the sender.</w:t>
+      </w:r>
+    </w:p>
+    <w:p>
+      <w:pPr>
+        <w:pStyle w:val="BodyText"/>
+      </w:pPr>
+      <w:r>
+        <w:t xml:space="preserve">Receivers SHOULD prefer a timestamp they or their own infrastructure produced — the topmost Received field, or the</w:t>
+      </w:r>
+    </w:p>
+    <w:p>
+      <w:pPr>
+        <w:pStyle w:val="BodyText"/>
+      </w:pPr>
+      <w:r>
+        <w:t xml:space="preserve">delivery time recorded by the receiving system — and fall back to Date only when none is available. With a</w:t>
+      </w:r>
+    </w:p>
+    <w:p>
+      <w:pPr>
+        <w:pStyle w:val="BodyText"/>
+      </w:pPr>
+      <w:r>
+        <w:t xml:space="preserve">receiver-produced reference, back-dating a message to match a stockpiled stamp does not help the sender. Where only</w:t>
+      </w:r>
+    </w:p>
+    <w:p>
+      <w:pPr>
+        <w:pStyle w:val="BodyText"/>
+      </w:pPr>
+      <w:r>
+        <w:t xml:space="preserve">Date is available, a stockpiled stamp can still be smuggled through by back-dating the message, at the cost of the</w:t>
+      </w:r>
+    </w:p>
+    <w:p>
+      <w:pPr>
+        <w:pStyle w:val="BodyText"/>
+      </w:pPr>
+      <w:r>
+        <w:t xml:space="preserve">message presenting itself as old, which is a signal in its own right.</w:t>
+      </w:r>
+    </w:p>
+    <w:p>
+      <w:pPr>
+        <w:pStyle w:val="BodyText"/>
+      </w:pPr>
+      <w:r>
+        <w:t xml:space="preserve">Verification MUST NOT use the moment of </w:t>
+      </w:r>
+      <w:r>
+        <w:rPr>
+          <w:i/>
+        </w:rPr>
+        <w:t xml:space="preserve">reading</w:t>
+      </w:r>
+      <w:r>
+        <w:t xml:space="preserve"> as the reference. A receiver that compares a stamp against its</w:t>
+      </w:r>
+    </w:p>
+    <w:p>
+      <w:pPr>
+        <w:pStyle w:val="BodyText"/>
+      </w:pPr>
+      <w:r>
+        <w:t xml:space="preserve">current clock at display time will turn every stored message stale, reversing a result that was correct on arrival.</w:t>
+      </w:r>
+    </w:p>
+    <w:p>
+      <w:pPr>
+        <w:pStyle w:val="Heading2"/>
+      </w:pPr>
+      <w:r>
         <w:t xml:space="preserve">6.8 Replay resistance</w:t>
       </w:r>
     </w:p>
@@ -2226,7 +2421,7 @@
         <w:pStyle w:val="BodyText"/>
       </w:pPr>
       <w:r>
-        <w:t xml:space="preserve">ESF does not need to cryptographically authenticate message content to achieve its principal economic goal, but it must prevent the same successful stamp from being accepted repeatedly for a recipient. Receivers SHOULD cache a compact stamp identifier for at least the accepted freshness window. A suitable identifier is SHA-256 of the canonical ESF-Stamp field. A second use for the same local recipient is classified as replay and receives no positive ESF credit.</w:t>
+        <w:t xml:space="preserve">ESF does not need to cryptographically authenticate message content to achieve its principal economic goal, but it must prevent the same successful stamp from being accepted repeatedly for a recipient. Receivers SHOULD cache a compact stamp identifier for an explicit retention period. With no absolute acceptance window (6.7a) that retention cannot simply follow it, so it becomes a value of its own: replay detection is exact within the retention period and best effort beyond it. A suitable identifier is SHA-256 of the canonical ESF-Stamp field. A second use for the same local recipient is classified as replay and receives no positive ESF credit.</w:t>
       </w:r>
     </w:p>
     <w:p>
@@ -2901,7 +3096,7 @@
         <w:pStyle w:val="BodyText"/>
       </w:pPr>
       <w:r>
-        <w:t xml:space="preserve">The following model quantifies the economic effect of both initial profiles on a mid-size bulk campaign of 10 million messages per day, one stamp per recipient. The single-threaded JavaScript rate is measured with the reference implementation (Appendix D.10); optimized-native, GPU and ASIC rates are literature and benchmark estimates that MUST be replaced by the Phase 0 benchmark campaign before any difficulty value is standardized.</w:t>
+        <w:t xml:space="preserve">The following model quantifies the economic effect of both initial profiles on a mid-size bulk campaign of 10 million messages per day, one stamp per recipient. All monetary figures are US dollars and are order-of-magnitude estimates for rented capacity at roughly 0.02 USD per CPU core-hour, 0.35 USD per GPU-hour and 0.10 USD per kWh; they move with hardware and energy prices and MUST be re-derived by the Phase 0 benchmark campaign rather than quoted as results. The single-threaded JavaScript rate is measured with the reference implementation (Appendix D.10); optimized-native, GPU and ASIC rates are literature and benchmark estimates that MUST be replaced by the Phase 0 benchmark campaign before any difficulty value is standardized.</w:t>
       </w:r>
     </w:p>
     <w:p>
@@ -3019,7 +3214,7 @@
               <w:pStyle w:val="TableText"/>
             </w:pPr>
             <w:r>
-              <w:t xml:space="preserve">~5-10 EUR</w:t>
+              <w:t xml:space="preserve">~6-11 USD</w:t>
             </w:r>
           </w:p>
         </w:tc>
@@ -3060,7 +3255,7 @@
               <w:pStyle w:val="TableText"/>
             </w:pPr>
             <w:r>
-              <w:t xml:space="preserve">~0.02 EUR electricity</w:t>
+              <w:t xml:space="preserve">~0.02 USD electricity</w:t>
             </w:r>
           </w:p>
         </w:tc>
@@ -3199,7 +3394,7 @@
         <w:pStyle w:val="BodyText"/>
       </w:pPr>
       <w:r>
-        <w:t xml:space="preserve">The same difficulty costs a legitimate JavaScript client roughly five seconds per recipient. The asymmetry between that client and a GPU is therefore about five orders of magnitude: a compute-bound SHA-256 difficulty high enough to burden a GPU-equipped operator (roughly 34-35 bits for a four-digit EUR daily cost at this volume) would require hours per message from legitimate clients. Compute-bound difficulty alone cannot close this gap; it remains valuable as a portable bootstrap profile and as a throughput brake on botnets and abused accounts.</w:t>
+        <w:t xml:space="preserve">The same difficulty costs a legitimate JavaScript client roughly five seconds per recipient. The asymmetry between that client and a GPU is therefore about five orders of magnitude: a compute-bound SHA-256 difficulty high enough to burden a GPU-equipped operator (roughly 34-35 bits for a four-digit USD daily cost at this volume) would require hours per message from legitimate clients. Compute-bound difficulty alone cannot close this gap; it remains valuable as a portable bootstrap profile and as a throughput brake on botnets and abused accounts.</w:t>
       </w:r>
     </w:p>
     <w:p>
@@ -3317,7 +3512,7 @@
               <w:pStyle w:val="TableText"/>
             </w:pPr>
             <w:r>
-              <w:t xml:space="preserve">~500-1,500 EUR</w:t>
+              <w:t xml:space="preserve">~550-1,650 USD</w:t>
             </w:r>
           </w:p>
         </w:tc>
@@ -3358,7 +3553,7 @@
               <w:pStyle w:val="TableText"/>
             </w:pPr>
             <w:r>
-              <w:t xml:space="preserve">~20-60 EUR</w:t>
+              <w:t xml:space="preserve">~22-66 USD</w:t>
             </w:r>
           </w:p>
         </w:tc>
@@ -3675,7 +3870,7 @@
               <w:pStyle w:val="TableText"/>
             </w:pPr>
             <w:r>
-              <w:t xml:space="preserve">Maximum accepted stamp age in seconds.</w:t>
+              <w:t xml:space="preserve">Contemporaneity window in seconds: how long before its message a stamp may have been minted (6.7a). Not an absolute expiry.</w:t>
             </w:r>
           </w:p>
         </w:tc>
@@ -5062,7 +5257,7 @@
               <w:pStyle w:val="TableText"/>
             </w:pPr>
             <w:r>
-              <w:t xml:space="preserve">Random salt, timestamp, recipient binding; SMTP challenges later.</w:t>
+              <w:t xml:space="preserve">Random salt, recipient binding and the contemporaneity window, which also denies the slower variant of stockpiling stamps over months; SMTP challenges later.</w:t>
             </w:r>
           </w:p>
         </w:tc>
@@ -5267,7 +5462,7 @@
               <w:pStyle w:val="TableText"/>
             </w:pPr>
             <w:r>
-              <w:t xml:space="preserve">Local max-age and future-clock-skew checks.</w:t>
+              <w:t xml:space="preserve">Contemporaneity window against a receiver-produced timestamp, plus future-clock-skew checks (6.7a).</w:t>
             </w:r>
           </w:p>
         </w:tc>
@@ -6324,7 +6519,7 @@
           <w:rFonts w:ascii="Consolas" w:hAnsi="Consolas"/>
           <w:sz w:val="18"/>
         </w:rPr>
-        <w:t xml:space="preserve">    if stamp.serializedLength &gt; policy.maxHeaderBytes: return INVALID</w:t>
+        <w:t xml:space="preserve">    messageTime = min(receiverTimestamp(message) or message.date, now)</w:t>
       </w:r>
     </w:p>
     <w:p>
@@ -6336,7 +6531,7 @@
           <w:rFonts w:ascii="Consolas" w:hAnsi="Consolas"/>
           <w:sz w:val="18"/>
         </w:rPr>
-        <w:t xml:space="preserve">    if stamp.version != 1: return UNSUPPORTED</w:t>
+        <w:t xml:space="preserve">    if stamp.serializedLength &gt; policy.maxHeaderBytes: return INVALID</w:t>
       </w:r>
     </w:p>
     <w:p>
@@ -6348,7 +6543,7 @@
           <w:rFonts w:ascii="Consolas" w:hAnsi="Consolas"/>
           <w:sz w:val="18"/>
         </w:rPr>
-        <w:t xml:space="preserve">    profile = policy.profile(stamp.algorithm)</w:t>
+        <w:t xml:space="preserve">    if stamp.version != 1: return UNSUPPORTED</w:t>
       </w:r>
     </w:p>
     <w:p>
@@ -6360,7 +6555,7 @@
           <w:rFonts w:ascii="Consolas" w:hAnsi="Consolas"/>
           <w:sz w:val="18"/>
         </w:rPr>
-        <w:t xml:space="preserve">    if profile == null: return UNSUPPORTED</w:t>
+        <w:t xml:space="preserve">    profile = policy.profile(stamp.algorithm)</w:t>
       </w:r>
     </w:p>
     <w:p>
@@ -6372,7 +6567,7 @@
           <w:rFonts w:ascii="Consolas" w:hAnsi="Consolas"/>
           <w:sz w:val="18"/>
         </w:rPr>
-        <w:t xml:space="preserve">    if !profile.parametersWithinBounds(stamp): return INVALID</w:t>
+        <w:t xml:space="preserve">    if profile == null: return UNSUPPORTED</w:t>
       </w:r>
     </w:p>
     <w:p>
@@ -6384,7 +6579,7 @@
           <w:rFonts w:ascii="Consolas" w:hAnsi="Consolas"/>
           <w:sz w:val="18"/>
         </w:rPr>
-        <w:t xml:space="preserve">    if stamp.difficulty &lt; profile.minDifficulty: return WEAK</w:t>
+        <w:t xml:space="preserve">    if !profile.parametersWithinBounds(stamp): return INVALID</w:t>
       </w:r>
     </w:p>
     <w:p>
@@ -6396,7 +6591,7 @@
           <w:rFonts w:ascii="Consolas" w:hAnsi="Consolas"/>
           <w:sz w:val="18"/>
         </w:rPr>
-        <w:t xml:space="preserve">    if stamp.difficulty &gt; profile.maxDeclaredDifficulty: return INVALID</w:t>
+        <w:t xml:space="preserve">    if stamp.difficulty &lt; profile.minDifficulty: return WEAK</w:t>
       </w:r>
     </w:p>
     <w:p>
@@ -6408,7 +6603,7 @@
           <w:rFonts w:ascii="Consolas" w:hAnsi="Consolas"/>
           <w:sz w:val="18"/>
         </w:rPr>
-        <w:t xml:space="preserve">    if abs(now - stamp.timestamp) &gt; policy.maxAge: return STALE</w:t>
+        <w:t xml:space="preserve">    if stamp.difficulty &gt; profile.maxDeclaredDifficulty: return INVALID</w:t>
       </w:r>
     </w:p>
     <w:p>
@@ -6420,7 +6615,7 @@
           <w:rFonts w:ascii="Consolas" w:hAnsi="Consolas"/>
           <w:sz w:val="18"/>
         </w:rPr>
-        <w:t xml:space="preserve">    expectedSid = senderToken(message.from)</w:t>
+        <w:t xml:space="preserve">    if messageTime - stamp.timestamp &gt; policy.maxStampToMessage: return STAMP_TOO_OLD</w:t>
       </w:r>
     </w:p>
     <w:p>
@@ -6432,7 +6627,7 @@
           <w:rFonts w:ascii="Consolas" w:hAnsi="Consolas"/>
           <w:sz w:val="18"/>
         </w:rPr>
-        <w:t xml:space="preserve">    expectedRid = recipientToken(localRecipient, stamp.salt)</w:t>
+        <w:t xml:space="preserve">    if stamp.timestamp - messageTime &gt; policy.clockSkew: return FUTURE</w:t>
       </w:r>
     </w:p>
     <w:p>
@@ -6444,7 +6639,7 @@
           <w:rFonts w:ascii="Consolas" w:hAnsi="Consolas"/>
           <w:sz w:val="18"/>
         </w:rPr>
-        <w:t xml:space="preserve">    expectedMid = messageIdToken(message.messageId)</w:t>
+        <w:t xml:space="preserve">    if policy.maxAge and now - stamp.timestamp &gt; policy.maxAge: return STALE</w:t>
       </w:r>
     </w:p>
     <w:p>
@@ -6456,7 +6651,7 @@
           <w:rFonts w:ascii="Consolas" w:hAnsi="Consolas"/>
           <w:sz w:val="18"/>
         </w:rPr>
-        <w:t xml:space="preserve">    if !constantTimeEqual(stamp.sid, expectedSid): return INVALID</w:t>
+        <w:t xml:space="preserve">    expectedSid = senderToken(message.from)</w:t>
       </w:r>
     </w:p>
     <w:p>
@@ -6468,7 +6663,7 @@
           <w:rFonts w:ascii="Consolas" w:hAnsi="Consolas"/>
           <w:sz w:val="18"/>
         </w:rPr>
-        <w:t xml:space="preserve">    if !constantTimeEqual(stamp.rid, expectedRid): return WRONG_RECIPIENT</w:t>
+        <w:t xml:space="preserve">    expectedRid = recipientToken(localRecipient, stamp.salt)</w:t>
       </w:r>
     </w:p>
     <w:p>
@@ -6480,7 +6675,7 @@
           <w:rFonts w:ascii="Consolas" w:hAnsi="Consolas"/>
           <w:sz w:val="18"/>
         </w:rPr>
-        <w:t xml:space="preserve">    if !constantTimeEqual(stamp.mid, expectedMid): return INVALID</w:t>
+        <w:t xml:space="preserve">    expectedMid = messageIdToken(message.messageId)</w:t>
       </w:r>
     </w:p>
     <w:p>
@@ -6492,7 +6687,7 @@
           <w:rFonts w:ascii="Consolas" w:hAnsi="Consolas"/>
           <w:sz w:val="18"/>
         </w:rPr>
-        <w:t xml:space="preserve">    stampId = SHA256(canonicalSerialize(stamp))</w:t>
+        <w:t xml:space="preserve">    if !constantTimeEqual(stamp.sid, expectedSid): return INVALID</w:t>
       </w:r>
     </w:p>
     <w:p>
@@ -6504,7 +6699,7 @@
           <w:rFonts w:ascii="Consolas" w:hAnsi="Consolas"/>
           <w:sz w:val="18"/>
         </w:rPr>
-        <w:t xml:space="preserve">    if replayCache.contains(stampId): return REPLAY</w:t>
+        <w:t xml:space="preserve">    if !constantTimeEqual(stamp.rid, expectedRid): return WRONG_RECIPIENT</w:t>
       </w:r>
     </w:p>
     <w:p>
@@ -6516,7 +6711,7 @@
           <w:rFonts w:ascii="Consolas" w:hAnsi="Consolas"/>
           <w:sz w:val="18"/>
         </w:rPr>
-        <w:t xml:space="preserve">    digest = profile.verifyOneBoundedWork(canonicalWorkInput(stamp), stamp)</w:t>
+        <w:t xml:space="preserve">    if !constantTimeEqual(stamp.mid, expectedMid): return INVALID</w:t>
       </w:r>
     </w:p>
     <w:p>
@@ -6528,7 +6723,7 @@
           <w:rFonts w:ascii="Consolas" w:hAnsi="Consolas"/>
           <w:sz w:val="18"/>
         </w:rPr>
-        <w:t xml:space="preserve">    if leadingZeroBits(digest) &lt; stamp.difficulty: return INVALID</w:t>
+        <w:t xml:space="preserve">    stampId = SHA256(canonicalSerialize(stamp))</w:t>
       </w:r>
     </w:p>
     <w:p>
@@ -6540,7 +6735,7 @@
           <w:rFonts w:ascii="Consolas" w:hAnsi="Consolas"/>
           <w:sz w:val="18"/>
         </w:rPr>
-        <w:t xml:space="preserve">    replayCache.insert(stampId, expiry=stamp.timestamp + policy.maxAge)</w:t>
+        <w:t xml:space="preserve">    if replayCache.contains(stampId): return REPLAY</w:t>
       </w:r>
     </w:p>
     <w:p>
@@ -6552,6 +6747,42 @@
           <w:rFonts w:ascii="Consolas" w:hAnsi="Consolas"/>
           <w:sz w:val="18"/>
         </w:rPr>
+        <w:t xml:space="preserve">    digest = profile.verifyOneBoundedWork(canonicalWorkInput(stamp), stamp)</w:t>
+      </w:r>
+    </w:p>
+    <w:p>
+      <w:pPr>
+        <w:pStyle w:val="Code"/>
+      </w:pPr>
+      <w:r>
+        <w:rPr>
+          <w:rFonts w:ascii="Consolas" w:hAnsi="Consolas"/>
+          <w:sz w:val="18"/>
+        </w:rPr>
+        <w:t xml:space="preserve">    if leadingZeroBits(digest) &lt; stamp.difficulty: return INVALID</w:t>
+      </w:r>
+    </w:p>
+    <w:p>
+      <w:pPr>
+        <w:pStyle w:val="Code"/>
+      </w:pPr>
+      <w:r>
+        <w:rPr>
+          <w:rFonts w:ascii="Consolas" w:hAnsi="Consolas"/>
+          <w:sz w:val="18"/>
+        </w:rPr>
+        <w:t xml:space="preserve">    replayCache.insert(stampId, expiry=now + policy.replayRetention)</w:t>
+      </w:r>
+    </w:p>
+    <w:p>
+      <w:pPr>
+        <w:pStyle w:val="Code"/>
+      </w:pPr>
+      <w:r>
+        <w:rPr>
+          <w:rFonts w:ascii="Consolas" w:hAnsi="Consolas"/>
+          <w:sz w:val="18"/>
+        </w:rPr>
         <w:t xml:space="preserve">    return STRONG</w:t>
       </w:r>
     </w:p>
@@ -7088,7 +7319,7 @@
         <w:pStyle w:val="Heading2"/>
       </w:pPr>
       <w:r>
-        <w:t xml:space="preserve">D.10 Measured hash rates behind the section 7.4 model</w:t>
+        <w:t xml:space="preserve">D.10 Measured hash rates behind the section 7.3 model</w:t>
       </w:r>
     </w:p>
     <w:p>
@@ -7152,7 +7383,7 @@
         <w:pStyle w:val="BodyText"/>
       </w:pPr>
       <w:r>
-        <w:t xml:space="preserve">Argon2id numbers in section 7.4 are estimates from public benchmarks, not measurements; producing measured values</w:t>
+        <w:t xml:space="preserve">Argon2id numbers in section 7.3 are estimates from public benchmarks, not measurements; producing measured values</w:t>
       </w:r>
     </w:p>
     <w:p>

--- a/docs/ESF_End_Spam_Forever_Technical_Whitepaper.docx
+++ b/docs/ESF_End_Spam_Forever_Technical_Whitepaper.docx
@@ -7319,7 +7319,7 @@
         <w:pStyle w:val="Heading2"/>
       </w:pPr>
       <w:r>
-        <w:t xml:space="preserve">D.10 Measured hash rates behind the section 7.3 model</w:t>
+        <w:t xml:space="preserve">D.10 Measured hash rates behind the section 7.4 model</w:t>
       </w:r>
     </w:p>
     <w:p>
@@ -7383,7 +7383,7 @@
         <w:pStyle w:val="BodyText"/>
       </w:pPr>
       <w:r>
-        <w:t xml:space="preserve">Argon2id numbers in section 7.3 are estimates from public benchmarks, not measurements; producing measured values</w:t>
+        <w:t xml:space="preserve">Argon2id numbers in section 7.4 are estimates from public benchmarks, not measurements; producing measured values</w:t>
       </w:r>
     </w:p>
     <w:p>

--- a/docs/ESF_End_Spam_Forever_Technical_Whitepaper.docx
+++ b/docs/ESF_End_Spam_Forever_Technical_Whitepaper.docx
@@ -2509,7 +2509,24 @@
         <w:pStyle w:val="BodyText"/>
       </w:pPr>
       <w:r>
-        <w:t xml:space="preserve">A fixed global number such as 22 bits is useful for a prototype but is not suitable as a permanent Internet-wide policy. Hardware capability, energy constraints and abuse economics change over time. ESF therefore separates protocol syntax from receiver policy.</w:t>
+        <w:t xml:space="preserve">A fixed global number is useful for a prototype but is not suitable as a permanent Internet-wide policy. Hardware capability, energy constraints and abuse economics change over time. ESF therefore separates protocol syntax from receiver policy.</w:t>
+      </w:r>
+    </w:p>
+    <w:p>
+      <w:pPr>
+        <w:pStyle w:val="BodyText"/>
+      </w:pPr>
+      <w:r>
+        <w:t xml:space="preserve">For the start of deployment the reference clients default to </w:t>
+      </w:r>
+      <w:r>
+        <w:rPr>
+          <w:b/>
+        </w:rPr>
+        <w:t xml:space="preserve">20 bits</w:t>
+      </w:r>
+      <w:r>
+        <w:t xml:space="preserve">, and that number is chosen against the send flow rather than in the abstract: it takes a few seconds on an ordinary machine, which a client can absorb by computing past its quiet phase while showing progress, and it costs a bulk sender four times what 18 bits does. It is a starting value to be revised from deployment evidence (section 14), not a recommendation for all time - and a receiver's minimum for a green result is a separate decision from a sender's baseline.</w:t>
       </w:r>
     </w:p>
     <w:tbl>
@@ -2619,7 +2636,7 @@
               <w:pStyle w:val="TableText"/>
             </w:pPr>
             <w:r>
-              <w:t xml:space="preserve">1/16 of d=22</w:t>
+              <w:t xml:space="preserve">1/4 of the starting default</w:t>
             </w:r>
           </w:p>
         </w:tc>
@@ -2660,7 +2677,7 @@
               <w:pStyle w:val="TableText"/>
             </w:pPr>
             <w:r>
-              <w:t xml:space="preserve">1/4</w:t>
+              <w:t xml:space="preserve">starting default of the reference clients</w:t>
             </w:r>
           </w:p>
         </w:tc>
@@ -2701,7 +2718,7 @@
               <w:pStyle w:val="TableText"/>
             </w:pPr>
             <w:r>
-              <w:t xml:space="preserve">baseline example</w:t>
+              <w:t xml:space="preserve">4x the starting default</w:t>
             </w:r>
           </w:p>
         </w:tc>
@@ -2742,7 +2759,7 @@
               <w:pStyle w:val="TableText"/>
             </w:pPr>
             <w:r>
-              <w:t xml:space="preserve">4x</w:t>
+              <w:t xml:space="preserve">16x</w:t>
             </w:r>
           </w:p>
         </w:tc>
@@ -2783,7 +2800,7 @@
               <w:pStyle w:val="TableText"/>
             </w:pPr>
             <w:r>
-              <w:t xml:space="preserve">16x</w:t>
+              <w:t xml:space="preserve">64x</w:t>
             </w:r>
           </w:p>
         </w:tc>
@@ -7359,23 +7376,47 @@
         <w:pStyle w:val="BodyText"/>
       </w:pPr>
       <w:r>
-        <w:t xml:space="preserve">consequence for defaults: at ~0.2 MH/s per thread, d=18 costs ~1.3 s and d=20 ~5 s per recipient; a one-second</w:t>
-      </w:r>
-    </w:p>
-    <w:p>
-      <w:pPr>
-        <w:pStyle w:val="BodyText"/>
-      </w:pPr>
-      <w:r>
-        <w:t xml:space="preserve">per-recipient budget therefore fails d=18 about half the time (the success probability within budget t is</w:t>
-      </w:r>
-    </w:p>
-    <w:p>
-      <w:pPr>
-        <w:pStyle w:val="BodyText"/>
-      </w:pPr>
-      <w:r>
-        <w:t xml:space="preserve">1 - e^(-t * rate / 2^d)), so compute budgets and baseline difficulty MUST be calibrated together. The GPU, ASIC and</w:t>
+        <w:t xml:space="preserve">consequence for defaults: at ~0.2 MH/s per thread, d=18 costs ~1.3 s and d=20 ~5 s per recipient, and the success</w:t>
+      </w:r>
+    </w:p>
+    <w:p>
+      <w:pPr>
+        <w:pStyle w:val="BodyText"/>
+      </w:pPr>
+      <w:r>
+        <w:t xml:space="preserve">probability within a budget t is 1 - e^(-t * rate / 2^d). A single one-second budget therefore fails d=18 about half</w:t>
+      </w:r>
+    </w:p>
+    <w:p>
+      <w:pPr>
+        <w:pStyle w:val="BodyText"/>
+      </w:pPr>
+      <w:r>
+        <w:t xml:space="preserve">the time, which is why the reference clients do not treat the budget as a deadline: they compute quietly for a</w:t>
+      </w:r>
+    </w:p>
+    <w:p>
+      <w:pPr>
+        <w:pStyle w:val="BodyText"/>
+      </w:pPr>
+      <w:r>
+        <w:t xml:space="preserve">second, keep computing visibly afterwards, and only ask the user after a patience threshold. That pairing is what</w:t>
+      </w:r>
+    </w:p>
+    <w:p>
+      <w:pPr>
+        <w:pStyle w:val="BodyText"/>
+      </w:pPr>
+      <w:r>
+        <w:t xml:space="preserve">makes a d=20 default work in practice - two shards reach it in ~3.5 s on average, four in ~1.7 s - and it is why</w:t>
+      </w:r>
+    </w:p>
+    <w:p>
+      <w:pPr>
+        <w:pStyle w:val="BodyText"/>
+      </w:pPr>
+      <w:r>
+        <w:t xml:space="preserve">compute budgets, shard counts and baseline difficulty MUST be calibrated together rather than chosen separately. The GPU, ASIC and</w:t>
       </w:r>
     </w:p>
     <w:p>

--- a/docs/ESF_End_Spam_Forever_Technical_Whitepaper.docx
+++ b/docs/ESF_End_Spam_Forever_Technical_Whitepaper.docx
@@ -7416,7 +7416,15 @@
         <w:pStyle w:val="BodyText"/>
       </w:pPr>
       <w:r>
-        <w:t xml:space="preserve">compute budgets, shard counts and baseline difficulty MUST be calibrated together rather than chosen separately. The GPU, ASIC and</w:t>
+        <w:t xml:space="preserve">compute budgets, shard counts and baseline difficulty MUST be calibrated together rather than chosen separately. One measurement trap is worth recording, because it silently breaks any implementation that calibrates itself. SHA-256 processes 64-byte blocks, and an ESF work input is about 230 bytes, i.e. four blocks. Measuring the achievable rate with a short improvised input - one block - overstates it by roughly 1.8x on the reference implementation. An implementation that chooses a difficulty from such a measurement therefore aims at a target it cannot hit and every send takes about 1.8x longer than the user was promised. Calibration MUST measure with a work input of realistic length.</w:t>
+      </w:r>
+    </w:p>
+    <w:p>
+      <w:pPr>
+        <w:pStyle w:val="BodyText"/>
+      </w:pPr>
+      <w:r>
+        <w:t xml:space="preserve">The GPU, ASIC and</w:t>
       </w:r>
     </w:p>
     <w:p>

--- a/docs/ESF_End_Spam_Forever_Technical_Whitepaper.docx
+++ b/docs/ESF_End_Spam_Forever_Technical_Whitepaper.docx
@@ -73,7 +73,7 @@
         <w:pStyle w:val="BodyText"/>
       </w:pPr>
       <w:r>
-        <w:t xml:space="preserve">Email is intentionally cheap to send. That property made email universal, but it also makes high-volume abuse unusually inexpensive. ESF - End Spam Forever - introduces a vendor-neutral Proof-of-Work (PoW) layer for email. An untrusted sender performs a bounded amount of computational work for a specific recipient and message context, attaches the resulting compact proof, and the receiver verifies it at negligible cost relative to generating it. The work is not a payment, identity credential, reputation score, or content classification. It is a scarce-resource signal: the sender demonstrates that sending this message was not computationally free.</w:t>
+        <w:t xml:space="preserve">Email is intentionally cheap to send. That property made email universal, but it also makes high-volume abuse unusually inexpensive. ESF - End Spam Forever - introduces a vendor-neutral Proof-of-Work (PoW) layer for email. An untrusted sender performs a bounded amount of computational work for a specific recipient and message context, attaches the resulting compact proof, and the receiver verifies it at negligible cost relative to generating it. The work is not a payment, identity credential, reputation score, or content classification. It is a scarce-resource signal: the sender demonstrates that sending this message was not computationally free. ESF does not claim to have invented computational postage for email; the idea is thirty years old and has been implemented before (section 2). ESF is a modern, interoperable, receiver-policy-driven implementation of it, aimed at the deployment, interoperability, usability and algorithm-agility problems that kept earlier systems from broad adoption.</w:t>
       </w:r>
     </w:p>
     <w:p>
@@ -438,7 +438,7 @@
         <w:pStyle w:val="BodyText"/>
       </w:pPr>
       <w:r>
-        <w:t xml:space="preserve">ESF changes the sender-receiver cost relationship before the proof is treated as a positive delivery signal. The receiver can still use every existing anti-abuse control. ESF simply adds a new, independently measurable property: computational effort targeted at the receiving mailbox or receiving SMTP transaction.</w:t>
+        <w:t xml:space="preserve">ESF changes the sender-receiver cost relationship before the proof is treated as a positive delivery signal. The receiver can still use every existing anti-abuse control. ESF simply adds a new, independently measurable property: computational effort targeted at the receiving mailbox or receiving SMTP transaction. That property is not new in itself, and section 2 sets out the thirty years of prior art and the strongest published argument against it. What ESF proposes differently is that the cost is receiver policy rather than one globally fixed price, and that it is deployable in the clients and filters people already run.</w:t>
       </w:r>
     </w:p>
     <w:p>
@@ -454,15 +454,23 @@
         <w:pStyle w:val="BodyText"/>
       </w:pPr>
       <w:r>
-        <w:t xml:space="preserve">The idea of computational postage for email is not new. Dwork and Naor proposed in 1992 that access to a shared resource, including delivery of junk email, could require a moderately expensive computation that is easy to verify [1]. Adam Back later developed Hashcash, a practical hash-based cost function explicitly motivated by throttling abuse of unmetered resources such as email [2]. Research subsequently examined memory-bound functions because raw CPU-bound functions can be accelerated disproportionately by specialized hardware [3].</w:t>
-      </w:r>
-    </w:p>
-    <w:p>
-      <w:pPr>
-        <w:pStyle w:val="BodyText"/>
-      </w:pPr>
-      <w:r>
-        <w:t xml:space="preserve">ESF does not claim invention of Proof-of-Work for email. Its contribution is a deployment-oriented framework for modern email: current message formats, current authentication mechanisms, client extensions, server filtering, policy discovery, algorithm agility, recipient privacy, replay controls and a concrete path toward an Internet-Draft.</w:t>
+        <w:t xml:space="preserve">The idea of computational postage for email is roughly thirty years old, and its history is not a single line of descent. Dwork and Naor proposed in 1992 that access to a shared resource, junk email being their motivating case, could be priced by requiring a moderately hard computation that the receiver can check cheaply [1]. Adam Back announced Hashcash in 1997 and consolidated it in a technical report in 2002; that report states that at the time of the earlier publication the author was not aware of the prior work by Dwork and Naor [2][17], and the hashcash.org related-work list repeats the point and adds that the cost functions proposed are different [19]. The accurate relationship is therefore independent rediscovery of a shared idea rather than descent: the 1992 constructions are number-theoretic - extracting square roots modulo a prime, plus schemes based on the Fiat-Shamir and the cracked Ong-Schnorr-Shamir signature schemes - and that paper contains no hash proof-of-work at all [1]. Hashcash was then carried into working email systems between roughly 2001 and 2016 by Camram, the SpamAssassin Hashcash plugin, MTA-side milters [43] and the PennyPost Thunderbird extension, while Microsoft Research's Penny Black programme investigated memory-bound alternatives to CPU-bound work because CPU speeds vary far more across machines than memory latencies do [3]. Bitcoin adopted hashcash in 2008 as the mechanism of its distributed timestamp server, citing Back's 2002 report; Dwork and Naor are not cited anywhere in the Bitcoin white paper [15]. Lowery's 2023 thesis is a recent restatement of the reading that Proof-of-Work is cost imposition rather than currency [14]. ESF comes last in that sequence, and section 2.9 states the strongest published argument that the whole approach does not work.</w:t>
+      </w:r>
+    </w:p>
+    <w:p>
+      <w:pPr>
+        <w:pStyle w:val="BodyText"/>
+      </w:pPr>
+      <w:r>
+        <w:t xml:space="preserve">Subsections 2.2 onward follow that chronology. Section 2.1 keeps its place ahead of them because it is a framing section rather than a historical one, and because its number is cited from other documents and from code comments in the reference clients; the ordering of subsections here is not a claim about history.</w:t>
+      </w:r>
+    </w:p>
+    <w:p>
+      <w:pPr>
+        <w:pStyle w:val="BodyText"/>
+      </w:pPr>
+      <w:r>
+        <w:t xml:space="preserve">ESF does not claim to have invented computational postage for email. It is a modern, interoperable, receiver-policy-driven implementation of a thirty-year-old idea, aimed at the problems that kept the earlier systems from broad adoption: deployment into software people already run, interoperability with current message formats and authentication mechanisms, usability for people who will never read a bit count, and algorithm agility so that the work function is a parameter rather than a permanent commitment. A long-form version of this section, with the full source apparatus and the verification status of each claim, is maintained separately in prior-art.md [46].</w:t>
       </w:r>
     </w:p>
     <w:p>
@@ -509,6 +517,806 @@
       </w:r>
       <w:r>
         <w:t xml:space="preserve"> ESF deliberately introduces a small, bounded amount of physical resource cost into email delivery. The objective is not maximum computation; it is enough per-recipient friction to change abuse economics while keeping legitimate communication practical.</w:t>
+      </w:r>
+    </w:p>
+    <w:p>
+      <w:pPr>
+        <w:pStyle w:val="Heading2"/>
+      </w:pPr>
+      <w:r>
+        <w:t xml:space="preserve">2.2 Dwork and Naor 1992: pricing functions</w:t>
+      </w:r>
+    </w:p>
+    <w:p>
+      <w:pPr>
+        <w:pStyle w:val="BodyText"/>
+      </w:pPr>
+      <w:r>
+        <w:t xml:space="preserve">Dwork and Naor framed computational pricing as a third option beside legislation and monetary fees, arguing that legislation has definitional problems and that per-message money prices risk under-using the medium [1]. Their central abstraction is the pricing function, defined by three properties: it is moderately easy to compute, it is easy to check given the input and the claimed output, and it is not amenable to amortization, meaning that computing it for many messages costs about as much per message as computing it once. The work is applied to a function of the message and some additional information rather than to a free-floating token, and a difference parameter tunes the gap between the cost of evaluation and the cost of verification; the paper's illustrative figures are 10^-2 seconds to check against 10 seconds to evaluate. The paper also proposes a shortcut property, a trapdoor by which a party holding secret information can evaluate the function cheaply, so that a post office could sell sanctioned bulk mailings at a price of its own choosing. Two of these properties are load-bearing for ESF and one is deliberately not adopted: non-amortizability and binding the work to the message context survive unchanged into section 6.4, while ESF's work profiles are trapdoor-free, because a shortcut re-introduces exactly the central authority ESF avoids (section 4.4). The paper closes by observing that, unlike one-way functions, there is virtually no complexity theory of moderately hard functions - a gap that is still relevant when calibrating difficulty (section 16).</w:t>
+      </w:r>
+    </w:p>
+    <w:p>
+      <w:pPr>
+        <w:pStyle w:val="Heading2"/>
+      </w:pPr>
+      <w:r>
+        <w:t xml:space="preserve">2.3 Hashcash: the stamp format that was actually deployed</w:t>
+      </w:r>
+    </w:p>
+    <w:p>
+      <w:pPr>
+        <w:pStyle w:val="BodyText"/>
+      </w:pPr>
+      <w:r>
+        <w:t xml:space="preserve">Back's 1997 announcement describes a partial hash collision based postage scheme in which the sender burns CPU to find a partial SHA-1 collision and the recipient verifies with a single hash [17]. The first implementation already binds the work to a resource or service name and to the date expressed as days since 1 January 1970, zero-filled to five digits, and it already ships a double-spend database with a validity period so that spent tokens can be rejected and expired entries discarded. The 2002 report generalises this into the notion of a cost-function that should be efficiently verifiable but parameterisably expensive to compute, distinguishes interactive cost-functions from non-interactive ones and notes that store-and-forward media such as email require the non-interactive kind, and characterises hashcash as trapdoor-free, non-interactive and publicly auditable [2]. It also records the change, suggested independently by Hal Finney and Thomas Boschloo, to collide against a fixed all-zero output string rather than against the hash of the service name, on the grounds that a fixed target is fair, simpler and halves verification cost; this is why the modern function is a partial pre-image search rather than a collision search, and why calling a v1 stamp a collision is imprecise. The report additionally names the pre-computation attack, in which an adversary spends a year minting tokens all valid on the same day, and proposes a slowly changing public beacon against it.</w:t>
+      </w:r>
+    </w:p>
+    <w:p>
+      <w:pPr>
+        <w:pStyle w:val="BodyText"/>
+      </w:pPr>
+      <w:r>
+        <w:t xml:space="preserve">The wire format is not in the 2002 paper. It is documented on hashcash.org: stamps travel in an X-Hashcash header, one per recipient, and each recipient looks for the header addressed to it [19]. The hashcash(1) manual page defines the version 1 stamp as the colon-separated field list ver:bits:date:resource:[ext]:rand:counter, where bits is the number of claimed partial-pre-image bits, date is YYMMDD with optional hhmm[ss], resource is the resource string such as an IP or email address, ext is an extension field ignored in the current version, rand is a random string included to avoid pre-images colliding with other senders' stamps, and counter is the mutable field incremented during the search; the hash function is SHA-1, difficulty is counted in leading zero bits of the digest, the tool's default is 20 bits, and a 24-bit stamp took on average 25 seconds on the hardware of the day [18]. What a hashcash stamp binds is therefore the recipient resource and a date, and nothing else: not the message body, not the sender, not a policy version, not the algorithm in use. The ESF-Stamp field of section 6 is a direct descendant of this layout, and the fields it adds - algorithm and parameters, canonical recipient identifier, policy-relevant timing - are largely the ones that layout leaves out. The reference implementation remains available: Debian ships hashcash 1.22-2 in stable, testing and unstable as of August 2026 [44], which is evidence of availability and not of use. Note also that X-Hashcash was named in 1997 and documented in 2006, long before RFC 6648 in 2012 [6].</w:t>
+      </w:r>
+    </w:p>
+    <w:p>
+      <w:pPr>
+        <w:pStyle w:val="Heading2"/>
+      </w:pPr>
+      <w:r>
+        <w:t xml:space="preserve">2.4 Camram: two-tier stamps, whitelists and incremental deployment</w:t>
+      </w:r>
+    </w:p>
+    <w:p>
+      <w:pPr>
+        <w:pStyle w:val="BodyText"/>
+      </w:pPr>
+      <w:r>
+        <w:t xml:space="preserve">Camram, by Eric S. Johansson, is the most complete attempt at a deployable sender-pays email system, active from about 2001-2002 to about 2007 and released under a BSD licence in C and Python [20][21]. It described itself as a hybrid antispam system that deliberately makes payment information visible so that intermediate machines can filter closer to the point of ingress, while remaining compatible with existing email infrastructure. The mechanism has two tiers of stamp: hashcash for a first contact with an address, and opportunistic asymmetric-key signatures over the date, the recipient address and a digest of the body for subsequent mail, with the sender's public key travelling alongside the first hashcash-stamped message. The slogan for the whitelist half is that strangers cost and friends fly free, and sending mail also seeds the whitelist, on the stated assumption that someone who sends mail wants replies. On receipt, a message is admitted if it carries a valid stamp, or a valid signature, or comes from a whitelisted sender; otherwise it goes into a holding area and an auto-responder sends a postage-due reply. Implementation was deliberately a local proxy between mail client and network, on the explicit reasoning that it would be extremely difficult to modify or write plug-ins for every single email client.</w:t>
+      </w:r>
+    </w:p>
+    <w:p>
+      <w:pPr>
+        <w:pStyle w:val="BodyText"/>
+      </w:pPr>
+      <w:r>
+        <w:t xml:space="preserve">Camram's incremental-deployment argument is the one ESF also makes, and it is worth restating in its own terms: for a hybrid sender-pays model, universal adoption is not necessary, because proof-of-work and whitelisting are layered on top of a content filter rather than instead of it, so the first user is never worse off than with the content filter alone, and as the number of stamps increases the harshness of the content filter can increase [20]. The project also documented its own weaknesses: hardware stamp accelerators, for which its best estimate was a 500-fold speed-up over software; botnet stamp farms; whitelist-by-name forgery, with whitelist-by-public-key as the intended answer; and stamp deflation under Moore's law, for which the answer was an adaptive rate driven by peer postage rates advertised in a header. Mailing lists were conceded as unsolved in the first stamp generation.</w:t>
+      </w:r>
+    </w:p>
+    <w:p>
+      <w:pPr>
+        <w:pStyle w:val="BodyText"/>
+      </w:pPr>
+      <w:r>
+        <w:t xml:space="preserve">Camram's status today is dead. The last uploaded release file is camram-0.4.10.tar.gz dated 13 October 2004; the SourceForge page's much later last-update timestamp is project metadata and not a code release [21]. Project content on camram.org is last present in an April 2007 snapshot, and the project's later home under harvee.org now serves a parked-domain redirect [20]. No end-of-life statement by the author was found, so any causal account of why it stopped is inference rather than record. One contemporaneous friction point is documented: on the hashcash mailing list in August 2006 a third-party implementer criticised Camram's installation complexity as exceeding its practical utility in larger environments, and Johansson agreed that installation remained hard while maintaining that operation was pleasant [45]. That is evidence about a barrier, not about the project's end. Two ESF mechanisms are Camram's ideas carried forward: the trust-aware difficulty table of section 7.3 is the strangers-cost-friends-fly-free rule expressed as receiver policy, and the rate advertisement of section 8 is the peer-postage header expressed in DNS.</w:t>
+      </w:r>
+    </w:p>
+    <w:p>
+      <w:pPr>
+        <w:pStyle w:val="Heading2"/>
+      </w:pPr>
+      <w:r>
+        <w:t xml:space="preserve">2.5 Microsoft Research Penny Black: memory-bound work, tickets and safe-listing</w:t>
+      </w:r>
+    </w:p>
+    <w:p>
+      <w:pPr>
+        <w:pStyle w:val="BodyText"/>
+      </w:pPr>
+      <w:r>
+        <w:t xml:space="preserve">The Penny Black project ran at Microsoft Research Silicon Valley from about 2002 to 2006, with Dwork and Naor's 1992 work as its explicit starting point and a membership that included Andrew Birrell, Mike Burrows, Cynthia Dwork, Andrew Goldberg, Mark Manasse, Ilya Mironov and Ted Wobber [22]. Its stated scope was wider than hashcash: the currencies under consideration were CPU cycles, memory cycles and Turing tests, and three system organisations were named - payment pre-computed and tied to a particular message, challenge-response payment after submission, and ticket acquisition that pre-authorises a message. Recipients were expected to safe-list good senders aggressively. The Ticket Server is the most distinctive part: a ticket service issues tickets that are submitted with a message and that the recipient calls back to validate and cancel, clients may hold a balance at the server, and recipients may refund unused tickets, so a recipient can return a spam message to increment the sender's balance; the project page's illustration is that a thousand pre-paid tickets might be bundled with each new PC [22][24]. On the sources read for this document, calling Penny Black a reputation system would overstate it: aggressive safe-listing and the ticket refund loop are the closest mechanisms, and the refund loop is arguably a balance rather than a reputation. The programme's proposed price for unsolicited email was about ten seconds with safe-listed senders exempt, and its own worked example notes that someone sending 120 messages would experience a twenty-minute delay [23].</w:t>
+      </w:r>
+    </w:p>
+    <w:p>
+      <w:pPr>
+        <w:pStyle w:val="BodyText"/>
+      </w:pPr>
+      <w:r>
+        <w:t xml:space="preserve">The memory-bound line of work is Penny Black's substantive technical contribution to this question. Its rationale is hardware equity: because memory-access latencies vary far less between machines than CPU speeds do, a memory-bound puzzle imposes a more uniform cost on a slow legitimate client and a fast attacker [3][25]. The measured spread is a factor of about four between slowest and fastest, against about ten for CPU-bound hashcash on the same machine set [3]. Two facts about that work matter for ESF beyond the algorithm. First, it was patented: US 7,149,801 B2, "Memory bound functions for spam deterrence and the like", was filed on 8 November 2002 and granted on 12 December 2006, and has since expired [26]; the practical consequence is recorded in section 2.7. Second, the factor of four is already inside the criticism of section 2.9 rather than an answer to it.</w:t>
+      </w:r>
+    </w:p>
+    <w:p>
+      <w:pPr>
+        <w:pStyle w:val="BodyText"/>
+      </w:pPr>
+      <w:r>
+        <w:t xml:space="preserve">Penny Black's own closing statement is the clearest documented account in this history of why a computational-postage programme stopped. The project page's final content state says that the research component of this project is largely complete and that the group continues to investigate how these ideas might be realized in practice, and the accompanying note by Dwork and Goldberg says that technological feasibility of the computational scheme has been demonstrated and that making the scheme a reality is now a social, political, and business question [22][23]. The only implementation the page describes is a student project: four Stanford undergraduates, supervised by Dan Boneh, implemented the computational approach using a very simple proxy architecture. The page claims no shipped Microsoft product feature, and none was verified for this document; the frequently repeated claim that Microsoft shipped Penny Black should be treated as unverified.</w:t>
+      </w:r>
+    </w:p>
+    <w:p>
+      <w:pPr>
+        <w:pStyle w:val="Heading2"/>
+      </w:pPr>
+      <w:r>
+        <w:t xml:space="preserve">2.6 The SpamAssassin Hashcash plugin: a scoring signal, and its removal</w:t>
+      </w:r>
+    </w:p>
+    <w:p>
+      <w:pPr>
+        <w:pStyle w:val="BodyText"/>
+      </w:pPr>
+      <w:r>
+        <w:t xml:space="preserve">The one email proof-of-work mechanism that had a widely installed consumer was Mail::SpamAssassin::Plugin::Hashcash, shipped from the SpamAssassin 3.0 series onward [27]. It reads an X-Hashcash header, falling back to a bare Hashcash header, parses v0 and v1 stamps, checks that the stamp's resource field matches one of the recipient addresses the administrator or user has declared acceptable through hashcash_accept, recomputes SHA-1 over the stamp and counts the leading zero bits. The rules file bins the result into HASHCASH_20 through HASHCASH_25 and HASHCASH_HIGH with default scores from -0.5 at 20 bits to -5.0 above 25 bits, and scores double spending at only +0.1, with the stated reason that a legitimate message can trip it when it is sent to a list and copied to the reader, so the small positive score merely cancels the bonus instead of punishing the sender [28]. Double-spend state is a per-user database file under the user's SpamAssassin directory, documented as not suitable for sharing between multiple users, and the source carries an unresolved expiry question, so entries are never expired [27]. The plugin was loaded by default and use_hashcash defaulted to 1, but the scoring path is inert unless someone configures hashcash_accept: a stamp whose resource does not match is logged as not accepted here and scores nothing [28].</w:t>
+      </w:r>
+    </w:p>
+    <w:p>
+      <w:pPr>
+        <w:pStyle w:val="BodyText"/>
+      </w:pPr>
+      <w:r>
+        <w:t xml:space="preserve">Two properties of that design are directly relevant to ESF. First, it was a pure bonus mechanism: a valid stamp subtracted from the spam score, and there was no path by which the absence of a stamp added to it. That makes it a scoring signal rather than authentication or admission control, which is the same discipline section 11 specifies for the ESF traffic light, including the rule that during early adoption missing ESF should not by itself trigger automatic deletion. Second, the double-spend store's stated limits - per-user scope and no expiry - are precisely the two properties section 6.8 has to specify rather than leave open, which is why ESF defines a compact replay identifier with an explicit retention period and an explicit best-effort boundary beyond it.</w:t>
+      </w:r>
+    </w:p>
+    <w:p>
+      <w:pPr>
+        <w:pStyle w:val="BodyText"/>
+      </w:pPr>
+      <w:r>
+        <w:t xml:space="preserve">The mechanism is gone. The UPGRADE notes for SpamAssassin 4.0.0 state that the HashCash module and support has been removed completely, as it has been long since deprecated, and the module is absent from the current plugin directory while the 3.4.x documentation still describes it [29]. The wording gives a status and not a causal analysis, and the release date of 4.0.0 was not verified for this document. The other widely deployed modern filter never had the feature at all: neither "hashcash" nor "proof of work" occurs anywhere in the rspamd 4.1 source tree or its module documentation, and whether such support was ever proposed for rspamd could not be established either way [30]. Any ESF filter-side integration therefore starts from an empty slot in both engines, and rspamd's negative-weight symbol model is the natural shape for it (section 10.2).</w:t>
+      </w:r>
+    </w:p>
+    <w:p>
+      <w:pPr>
+        <w:pStyle w:val="Heading2"/>
+      </w:pPr>
+      <w:r>
+        <w:t xml:space="preserve">2.7 PennyPost: the closest predecessor of the ESF Thunderbird client</w:t>
+      </w:r>
+    </w:p>
+    <w:p>
+      <w:pPr>
+        <w:pStyle w:val="BodyText"/>
+      </w:pPr>
+      <w:r>
+        <w:t xml:space="preserve">PennyPost is the nearest thing to prior art for the reference client of Appendix C: a Thunderbird extension, created by Aliasgar Lokhandwala with Jonas Oestman as contributor, that minted stamps on outgoing mail and detected and verified them on incoming mail, active from 2007 to 2016 [31][34]. It supported two work functions, selectable and independently enable-able: hashcash, CPU-bound, and MBound, the memory-bound pricing function of Dwork, Goldberg and Naor, which requires two fixed tables of random 32-bit integers, one of 16 MB and one of 1 KB [32][33]. Minting and verification were not performed in the extension; they were delegated to an external Java program shipped with it, so Java was a hard installation requirement [31].</w:t>
+      </w:r>
+    </w:p>
+    <w:p>
+      <w:pPr>
+        <w:pStyle w:val="BodyText"/>
+      </w:pPr>
+      <w:r>
+        <w:t xml:space="preserve">Three details of PennyPost are load-bearing for ESF. First, recipient binding was real and is verifiable on both sides of the 1.5.4 source: on generation the extension iterates the To and Cc fields and passes each address to the minter as the stamp's resource, and on verification it rejects a stamp whose resource matches none of the reader's own addresses, with the diagnostic that the postage is not for us [34]. One honest caveat belongs with that: the add-on listing's claim that every recipient gets a unique stamp is only partly reflected in the send path, which sets a single X-Hashcash header value, and how multiple stamps were emitted in one message could not be established from the code read [31][34]. Second, PennyPost defined a receiver-facing capability header listing supported protocol versions and minimum costs with the sender's preferred protocol first, described in its own documentation as purely informative [32]; that is the same function section 8 assigns to a DNS record. Third, its memory-bound implementation shipped with a patent caveat: the MBound tables and implementation were provided solely for educational purposes, with the explicit notice that other use may require permission from Microsoft [33]. That is a documented case of patent risk shaping a deployment, and it is one reason ESF's memory-hard profile is Argon2id as specified in RFC 9106 [13].</w:t>
+      </w:r>
+    </w:p>
+    <w:p>
+      <w:pPr>
+        <w:pStyle w:val="BodyText"/>
+      </w:pPr>
+      <w:r>
+        <w:t xml:space="preserve">PennyPost's declared compatibility is the other operative fact: its manifest targets Thunderbird from minimum version 2.0 to maximum version 38, and the last release, 1.5.4 of 2 March 2016, was a 16.1 MiB package - the MBound table - marked as experimental and requiring a restart [31][34]. The size was a documented adoption obstacle at the time: in the Mozilla feature request for hashcash support, a commenter in 2008 dismissed that enormous Pennypost extension as not a solution, and a later comment paraphrased the objection as adding a 16 MB library to a 6 MB client being unreasonable [35]. No retirement statement by the authors was found; development ceased in February 2016 and the compatibility ceiling is a fact, but attributing the end to Thunderbird's extension-API transition is inference. The ESF Thunderbird client covers the same ground differently: no external runtime, no bundled tables, no patent-encumbered work function, and the algorithm agility of section 6.5, so that a memory-hard profile is a parameter choice at send time rather than a shipping decision measured in megabytes.</w:t>
+      </w:r>
+    </w:p>
+    <w:p>
+      <w:pPr>
+        <w:pStyle w:val="Heading2"/>
+      </w:pPr>
+      <w:r>
+        <w:t xml:space="preserve">2.8 What ESF adds</w:t>
+      </w:r>
+    </w:p>
+    <w:p>
+      <w:pPr>
+        <w:pStyle w:val="BodyText"/>
+      </w:pPr>
+      <w:r>
+        <w:t xml:space="preserve">Nothing in the table below is a claim of novelty for Proof-of-Work itself. It is a statement of which specific gaps in the earlier systems ESF is built to close.</w:t>
+      </w:r>
+    </w:p>
+    <w:tbl>
+      <w:tblPr>
+        <w:tblStyle w:val="TableGrid"/>
+        <w:tblW w:w="5000" w:type="pct"/>
+        <w:tblBorders>
+          <w:top w:val="single" w:sz="4" w:space="0" w:color="D0D4DA"/>
+          <w:left w:val="single" w:sz="4" w:space="0" w:color="D0D4DA"/>
+          <w:bottom w:val="single" w:sz="4" w:space="0" w:color="D0D4DA"/>
+          <w:right w:val="single" w:sz="4" w:space="0" w:color="D0D4DA"/>
+          <w:insideH w:val="single" w:sz="4" w:space="0" w:color="D0D4DA"/>
+          <w:insideV w:val="single" w:sz="4" w:space="0" w:color="D0D4DA"/>
+        </w:tblBorders>
+      </w:tblPr>
+      <w:tblGrid>
+        <w:gridCol w:w="3120"/>
+        <w:gridCol w:w="3120"/>
+        <w:gridCol w:w="3120"/>
+      </w:tblGrid>
+      <w:tr>
+        <w:tc>
+          <w:tcPr>
+            <w:tcW w:w="3120" w:type="dxa"/>
+            <w:shd w:val="clear" w:fill="F1F3F6"/>
+          </w:tcPr>
+          <w:p>
+            <w:pPr>
+              <w:pStyle w:val="TableText"/>
+            </w:pPr>
+            <w:r>
+              <w:rPr>
+                <w:b/>
+              </w:rPr>
+              <w:t xml:space="preserve">Dimension</w:t>
+            </w:r>
+          </w:p>
+        </w:tc>
+        <w:tc>
+          <w:tcPr>
+            <w:tcW w:w="3120" w:type="dxa"/>
+            <w:shd w:val="clear" w:fill="F1F3F6"/>
+          </w:tcPr>
+          <w:p>
+            <w:pPr>
+              <w:pStyle w:val="TableText"/>
+            </w:pPr>
+            <w:r>
+              <w:rPr>
+                <w:b/>
+              </w:rPr>
+              <w:t xml:space="preserve">Earlier systems</w:t>
+            </w:r>
+          </w:p>
+        </w:tc>
+        <w:tc>
+          <w:tcPr>
+            <w:tcW w:w="3120" w:type="dxa"/>
+            <w:shd w:val="clear" w:fill="F1F3F6"/>
+          </w:tcPr>
+          <w:p>
+            <w:pPr>
+              <w:pStyle w:val="TableText"/>
+            </w:pPr>
+            <w:r>
+              <w:rPr>
+                <w:b/>
+              </w:rPr>
+              <w:t xml:space="preserve">ESF</w:t>
+            </w:r>
+          </w:p>
+        </w:tc>
+      </w:tr>
+      <w:tr>
+        <w:tc>
+          <w:tcPr>
+            <w:tcW w:w="3120" w:type="dxa"/>
+          </w:tcPr>
+          <w:p>
+            <w:pPr>
+              <w:pStyle w:val="TableText"/>
+            </w:pPr>
+            <w:r>
+              <w:t xml:space="preserve">Work function</w:t>
+            </w:r>
+          </w:p>
+        </w:tc>
+        <w:tc>
+          <w:tcPr>
+            <w:tcW w:w="3120" w:type="dxa"/>
+          </w:tcPr>
+          <w:p>
+            <w:pPr>
+              <w:pStyle w:val="TableText"/>
+            </w:pPr>
+            <w:r>
+              <w:t xml:space="preserve">Fixed by the format: SHA-1 partial pre-image in hashcash and everything that consumed it; a separate header per function in PennyPost [18][32]</w:t>
+            </w:r>
+          </w:p>
+        </w:tc>
+        <w:tc>
+          <w:tcPr>
+            <w:tcW w:w="3120" w:type="dxa"/>
+          </w:tcPr>
+          <w:p>
+            <w:pPr>
+              <w:pStyle w:val="TableText"/>
+            </w:pPr>
+            <w:r>
+              <w:t xml:space="preserve">One algorithm field plus per-profile parameters, SHA-256 and Argon2id from v1, and registration or retirement of later functions without changing the message model (6.5, 7.2)</w:t>
+            </w:r>
+          </w:p>
+        </w:tc>
+      </w:tr>
+      <w:tr>
+        <w:tc>
+          <w:tcPr>
+            <w:tcW w:w="3120" w:type="dxa"/>
+          </w:tcPr>
+          <w:p>
+            <w:pPr>
+              <w:pStyle w:val="TableText"/>
+            </w:pPr>
+            <w:r>
+              <w:t xml:space="preserve">Difficulty</w:t>
+            </w:r>
+          </w:p>
+        </w:tc>
+        <w:tc>
+          <w:tcPr>
+            <w:tcW w:w="3120" w:type="dxa"/>
+          </w:tcPr>
+          <w:p>
+            <w:pPr>
+              <w:pStyle w:val="TableText"/>
+            </w:pPr>
+            <w:r>
+              <w:t xml:space="preserve">A bit count per stamp, in practice one deployment-wide value (hashcash's default of 20 bits; Penny Black's proposed ten seconds) [18][23]</w:t>
+            </w:r>
+          </w:p>
+        </w:tc>
+        <w:tc>
+          <w:tcPr>
+            <w:tcW w:w="3120" w:type="dxa"/>
+          </w:tcPr>
+          <w:p>
+            <w:pPr>
+              <w:pStyle w:val="TableText"/>
+            </w:pPr>
+            <w:r>
+              <w:t xml:space="preserve">Receiver policy, differentiated by sender class, discoverable and revisable, and explicitly not one globally fixed price (7.1, 7.3, section 8)</w:t>
+            </w:r>
+          </w:p>
+        </w:tc>
+      </w:tr>
+      <w:tr>
+        <w:tc>
+          <w:tcPr>
+            <w:tcW w:w="3120" w:type="dxa"/>
+          </w:tcPr>
+          <w:p>
+            <w:pPr>
+              <w:pStyle w:val="TableText"/>
+            </w:pPr>
+            <w:r>
+              <w:t xml:space="preserve">Recipient binding</w:t>
+            </w:r>
+          </w:p>
+        </w:tc>
+        <w:tc>
+          <w:tcPr>
+            <w:tcW w:w="3120" w:type="dxa"/>
+          </w:tcPr>
+          <w:p>
+            <w:pPr>
+              <w:pStyle w:val="TableText"/>
+            </w:pPr>
+            <w:r>
+              <w:t xml:space="preserve">Present and genuine: the hashcash resource field, one stamp per recipient, verified in PennyPost's own source [18][34]</w:t>
+            </w:r>
+          </w:p>
+        </w:tc>
+        <w:tc>
+          <w:tcPr>
+            <w:tcW w:w="3120" w:type="dxa"/>
+          </w:tcPr>
+          <w:p>
+            <w:pPr>
+              <w:pStyle w:val="TableText"/>
+            </w:pPr>
+            <w:r>
+              <w:t xml:space="preserve">The same property, with canonical identifier rules, a defined Bcc policy and stated multi-recipient semantics (6.3, 6.9)</w:t>
+            </w:r>
+          </w:p>
+        </w:tc>
+      </w:tr>
+      <w:tr>
+        <w:tc>
+          <w:tcPr>
+            <w:tcW w:w="3120" w:type="dxa"/>
+          </w:tcPr>
+          <w:p>
+            <w:pPr>
+              <w:pStyle w:val="TableText"/>
+            </w:pPr>
+            <w:r>
+              <w:t xml:space="preserve">Message binding</w:t>
+            </w:r>
+          </w:p>
+        </w:tc>
+        <w:tc>
+          <w:tcPr>
+            <w:tcW w:w="3120" w:type="dxa"/>
+          </w:tcPr>
+          <w:p>
+            <w:pPr>
+              <w:pStyle w:val="TableText"/>
+            </w:pPr>
+            <w:r>
+              <w:t xml:space="preserve">Absent from hashcash v1; Camram's second-tier signature covered a body digest [18][20]</w:t>
+            </w:r>
+          </w:p>
+        </w:tc>
+        <w:tc>
+          <w:tcPr>
+            <w:tcW w:w="3120" w:type="dxa"/>
+          </w:tcPr>
+          <w:p>
+            <w:pPr>
+              <w:pStyle w:val="TableText"/>
+            </w:pPr>
+            <w:r>
+              <w:t xml:space="preserve">Out of scope for v1 by decision, and recorded as an open profile question rather than assumed (6.8, D.3, section 16)</w:t>
+            </w:r>
+          </w:p>
+        </w:tc>
+      </w:tr>
+      <w:tr>
+        <w:tc>
+          <w:tcPr>
+            <w:tcW w:w="3120" w:type="dxa"/>
+          </w:tcPr>
+          <w:p>
+            <w:pPr>
+              <w:pStyle w:val="TableText"/>
+            </w:pPr>
+            <w:r>
+              <w:t xml:space="preserve">Freshness and replay</w:t>
+            </w:r>
+          </w:p>
+        </w:tc>
+        <w:tc>
+          <w:tcPr>
+            <w:tcW w:w="3120" w:type="dxa"/>
+          </w:tcPr>
+          <w:p>
+            <w:pPr>
+              <w:pStyle w:val="TableText"/>
+            </w:pPr>
+            <w:r>
+              <w:t xml:space="preserve">A date field plus a spent-token database; SpamAssassin's was per-user with no expiry [18][27]</w:t>
+            </w:r>
+          </w:p>
+        </w:tc>
+        <w:tc>
+          <w:tcPr>
+            <w:tcW w:w="3120" w:type="dxa"/>
+          </w:tcPr>
+          <w:p>
+            <w:pPr>
+              <w:pStyle w:val="TableText"/>
+            </w:pPr>
+            <w:r>
+              <w:t xml:space="preserve">Contemporaneity against the message rather than absolute expiry, with a specified replay identifier and retention period (6.7a, 6.8)</w:t>
+            </w:r>
+          </w:p>
+        </w:tc>
+      </w:tr>
+      <w:tr>
+        <w:tc>
+          <w:tcPr>
+            <w:tcW w:w="3120" w:type="dxa"/>
+          </w:tcPr>
+          <w:p>
+            <w:pPr>
+              <w:pStyle w:val="TableText"/>
+            </w:pPr>
+            <w:r>
+              <w:t xml:space="preserve">Receiver policy signalling</w:t>
+            </w:r>
+          </w:p>
+        </w:tc>
+        <w:tc>
+          <w:tcPr>
+            <w:tcW w:w="3120" w:type="dxa"/>
+          </w:tcPr>
+          <w:p>
+            <w:pPr>
+              <w:pStyle w:val="TableText"/>
+            </w:pPr>
+            <w:r>
+              <w:t xml:space="preserve">An expectation header in the 2001 draft Camram republished; PennyPost's informative capability header; Camram's proposed peer-rate header [20][32]</w:t>
+            </w:r>
+          </w:p>
+        </w:tc>
+        <w:tc>
+          <w:tcPr>
+            <w:tcW w:w="3120" w:type="dxa"/>
+          </w:tcPr>
+          <w:p>
+            <w:pPr>
+              <w:pStyle w:val="TableText"/>
+            </w:pPr>
+            <w:r>
+              <w:t xml:space="preserve">DNS discovery as an optional first stage, advisory by design and safe when unsigned (section 8)</w:t>
+            </w:r>
+          </w:p>
+        </w:tc>
+      </w:tr>
+      <w:tr>
+        <w:tc>
+          <w:tcPr>
+            <w:tcW w:w="3120" w:type="dxa"/>
+          </w:tcPr>
+          <w:p>
+            <w:pPr>
+              <w:pStyle w:val="TableText"/>
+            </w:pPr>
+            <w:r>
+              <w:t xml:space="preserve">Relationship to filtering</w:t>
+            </w:r>
+          </w:p>
+        </w:tc>
+        <w:tc>
+          <w:tcPr>
+            <w:tcW w:w="3120" w:type="dxa"/>
+          </w:tcPr>
+          <w:p>
+            <w:pPr>
+              <w:pStyle w:val="TableText"/>
+            </w:pPr>
+            <w:r>
+              <w:t xml:space="preserve">A bonus in the score, inert without configuration, removed in SpamAssassin 4.0.0 [28][29]</w:t>
+            </w:r>
+          </w:p>
+        </w:tc>
+        <w:tc>
+          <w:tcPr>
+            <w:tcW w:w="3120" w:type="dxa"/>
+          </w:tcPr>
+          <w:p>
+            <w:pPr>
+              <w:pStyle w:val="TableText"/>
+            </w:pPr>
+            <w:r>
+              <w:t xml:space="preserve">The same bonus discipline, specified as receiver UX and automation semantics with internal states distinguished (section 11, 11.1)</w:t>
+            </w:r>
+          </w:p>
+        </w:tc>
+      </w:tr>
+      <w:tr>
+        <w:tc>
+          <w:tcPr>
+            <w:tcW w:w="3120" w:type="dxa"/>
+          </w:tcPr>
+          <w:p>
+            <w:pPr>
+              <w:pStyle w:val="TableText"/>
+            </w:pPr>
+            <w:r>
+              <w:t xml:space="preserve">Client integration</w:t>
+            </w:r>
+          </w:p>
+        </w:tc>
+        <w:tc>
+          <w:tcPr>
+            <w:tcW w:w="3120" w:type="dxa"/>
+          </w:tcPr>
+          <w:p>
+            <w:pPr>
+              <w:pStyle w:val="TableText"/>
+            </w:pPr>
+            <w:r>
+              <w:t xml:space="preserve">An overlay extension with an external Java runtime and a 16 MB bundled table [31][33]</w:t>
+            </w:r>
+          </w:p>
+        </w:tc>
+        <w:tc>
+          <w:tcPr>
+            <w:tcW w:w="3120" w:type="dxa"/>
+          </w:tcPr>
+          <w:p>
+            <w:pPr>
+              <w:pStyle w:val="TableText"/>
+            </w:pPr>
+            <w:r>
+              <w:t xml:space="preserve">Two reference clients on current extension APIs, no external runtime, no bundled tables (10.1, Appendix C, Appendix D)</w:t>
+            </w:r>
+          </w:p>
+        </w:tc>
+      </w:tr>
+      <w:tr>
+        <w:tc>
+          <w:tcPr>
+            <w:tcW w:w="3120" w:type="dxa"/>
+          </w:tcPr>
+          <w:p>
+            <w:pPr>
+              <w:pStyle w:val="TableText"/>
+            </w:pPr>
+            <w:r>
+              <w:t xml:space="preserve">Standards path</w:t>
+            </w:r>
+          </w:p>
+        </w:tc>
+        <w:tc>
+          <w:tcPr>
+            <w:tcW w:w="3120" w:type="dxa"/>
+          </w:tcPr>
+          <w:p>
+            <w:pPr>
+              <w:pStyle w:val="TableText"/>
+            </w:pPr>
+            <w:r>
+              <w:t xml:space="preserve">No IETF document for Camram or PennyPost; X- header names throughout</w:t>
+            </w:r>
+          </w:p>
+        </w:tc>
+        <w:tc>
+          <w:tcPr>
+            <w:tcW w:w="3120" w:type="dxa"/>
+          </w:tcPr>
+          <w:p>
+            <w:pPr>
+              <w:pStyle w:val="TableText"/>
+            </w:pPr>
+            <w:r>
+              <w:t xml:space="preserve">A registrable ESF-Stamp field and an explicit Internet-Draft path (6.1, section 15, RFC 3864 [7])</w:t>
+            </w:r>
+          </w:p>
+        </w:tc>
+      </w:tr>
+    </w:tbl>
+    <w:p>
+      <w:pPr>
+        <w:pStyle w:val="Spacer"/>
+      </w:pPr>
+    </w:p>
+    <w:p>
+      <w:pPr>
+        <w:pStyle w:val="Heading2"/>
+      </w:pPr>
+      <w:r>
+        <w:t xml:space="preserve">2.9 The strongest published objection: Laurie and Clayton, 2004</w:t>
+      </w:r>
+    </w:p>
+    <w:p>
+      <w:pPr>
+        <w:pStyle w:val="BodyText"/>
+      </w:pPr>
+      <w:r>
+        <w:t xml:space="preserve">Laurie and Clayton's "Proof-of-Work" Proves Not to Work is the standard citation against email proof-of-work, and it should be stated at full strength before anything is said in reply. It exists in two versions: the WEIS 2004 paper, internally dated 3 May 2004 and computed on November 2003 data [36], and a version 0.2 dated 12 September 2004 and re-based on mid-2004 data [37]. Both ask one quantitative question: how hard must the puzzle be to suppress spam meaningfully, and is that difficulty compatible with how legitimate senders actually behave.</w:t>
+      </w:r>
+    </w:p>
+    <w:p>
+      <w:pPr>
+        <w:pStyle w:val="BodyText"/>
+      </w:pPr>
+      <w:r>
+        <w:t xml:space="preserve">The required per-message cost is derived twice, by independent routes that land in the same region. The economic route builds a spammer's cost base and the market price of a spam message: in version 0.2, at a total cost of no more than 100 cents per machine per day, a spammer breaks even sending 20,000 emails per machine per day at 0.005 cents each, so preventing that volume requires each calculation to take at least 4.3 seconds, and at the historical price of 0.100 cents the spammer must be held to 2,000 emails per day, which sets the cost to 43.2 seconds; the WEIS version's corresponding figures are 5.8 seconds and, at 1,750 emails per day, 50 seconds [36][37]. The stolen-computation route assumes the spammer buys no hardware at all: a pool of a million compromised machines would have to send 47,000 emails each per day to sustain observed volumes, and reducing spam to one per cent of email means holding each machine to 250 emails per day, which requires a cost of 346 seconds per message [37].</w:t>
+      </w:r>
+    </w:p>
+    <w:p>
+      <w:pPr>
+        <w:pStyle w:val="BodyText"/>
+      </w:pPr>
+      <w:r>
+        <w:t xml:space="preserve">The decisive argument is neither of those numbers. It is the headroom. Between ordinary legitimate use and the deterrent limit there is a factor of only 4 to 8 - version 0.2 computes a headroom of 8 on the economic route, after folding in the best memory-bound speed spread available, and about 4 on the stolen-compute route - where the paper states that for proof-of-work schemes to be plausible one would be looking for many orders of magnitude between the work done by the good guys and that achievable by the bad guys [36][37]. And the distribution has a long tail, measured on a weekday of outbound smarthost logs from a large UK ISP. In the WEIS version, at the derived daily limits of 1,750 and 250 messages per machine per day, a proof-of-work scheme would prevent legitimate activity by 0.13% and 1.56% of customers, and the corresponding hourly limits of 73 and 11 messages per hour would inconvenience 1% and 13% of legitimate email users [36]. In version 0.2, at 8 and 4 times the 60-message daily average, the daily figures are 0.62% and 1.56%, and the hourly limits of 83 and 11 messages per hour would inconvenience 13% and 5% [37]. The two versions pair different percentages with different limits, so these figures must always be cited with their version and their limit; the number usually repeated is a daily one, which is the paper's mildest case. The reason the hourly distribution is so much worse than the daily one is behavioural and is not fixable by tuning: spammers send around the clock, and people do not.</w:t>
+      </w:r>
+    </w:p>
+    <w:p>
+      <w:pPr>
+        <w:pStyle w:val="Quote"/>
+      </w:pPr>
+      <w:r>
+        <w:rPr>
+          <w:b/>
+        </w:rPr>
+        <w:t xml:space="preserve">Criticism first.</w:t>
+      </w:r>
+      <w:r>
+        <w:t xml:space="preserve"> Laurie and Clayton conclude that a universal, uncomplicated proof-of-work scheme, in which every email carries a proof at a globally fixed price, is not viable - and that they had to assume special exceptions for mailing list email even to make it analysable. On their numbers that conclusion holds, and ESF does not dispute it. ESF is not that scheme. Whether ESF escapes the conclusion is an empirical question that only deployment measurement can settle, and the benchmark phase of section 14 exists for that reason.</w:t>
+      </w:r>
+    </w:p>
+    <w:p>
+      <w:pPr>
+        <w:pStyle w:val="Heading2"/>
+      </w:pPr>
+      <w:r>
+        <w:t xml:space="preserve">2.10 Answering the objection, and marking what is unanswered</w:t>
+      </w:r>
+    </w:p>
+    <w:p>
+      <w:pPr>
+        <w:pStyle w:val="BodyText"/>
+      </w:pPr>
+      <w:r>
+        <w:t xml:space="preserve">Two things must be said plainly, because they are what makes this section credible rather than promotional.</w:t>
+      </w:r>
+    </w:p>
+    <w:p>
+      <w:pPr>
+        <w:pStyle w:val="BodyText"/>
+      </w:pPr>
+      <w:r>
+        <w:t xml:space="preserve">First, memory-hardness is not a rebuttal to Laurie and Clayton; it is already priced into their numbers. Version 0.2 cites the memory-bound work of Abadi et al. and Dwork et al. itself, notes that the best achieved spread between slowest and fastest machines is a factor of four, and folds exactly that factor into its own arithmetic - which is why its headroom figure is 8 rather than 33 [37][3][25]. Invoking Argon2id against that argument therefore repeats the argument. ESF's Argon2id profile is justified on the narrower hardware-equity ground of section 7.2, that memory-bound work compresses the spread between a phone and specialized hardware, and not as a refutation of the 2004 analysis.</w:t>
+      </w:r>
+    </w:p>
+    <w:p>
+      <w:pPr>
+        <w:pStyle w:val="BodyText"/>
+      </w:pPr>
+      <w:r>
+        <w:t xml:space="preserve">Second, their objection to receiver-side policy is not arithmetic at all. Neither version analyses a hybrid or receiver-policy design, and both say so; what version 0.2 offers instead is a prediction, that such schemes, if they ever exist, will be very complex and, the authors believe, very fragile [37]. That is precisely where ESF sits, and that prediction remains unfalsified. It is also the honest reading of the published counter-analyses. Liu and Camp accept the Laurie and Clayton parameters wholesale and argue that the damage is done by the uniformity assumption: weighting the work requirement by a sender-reputation function reproduces an expected cost near 317 seconds for a sender carrying a spam flag while leaving about 13 seconds for the great majority of senders - but the result rests entirely on assumed filter accuracies of roughly 98-99% detection and 1% false positives, and nothing in it is measured on a deployed system [38]. Gardner-Stephen's Targeted-Cost Proof-of-Work is closer still to a receiver-policy design, letting the receiving site's own filter decide which messages are challenged, and claims an advantage approaching 1,000 to 1 in favour of legitimate mail at 99.9% filter accuracy - falling to 20 to 1 at 95% accuracy, which is the figure that matters [39]. The general form of the concession is unavoidable: a receiver-policy design inherits its whole margin from the filter it sits on, the published counter-analyses derive their advantage from filter accuracy, and they lose it as accuracy falls. ESF's margin is therefore only as good as the receiver's classifier, and section 16 should be read with that in mind.</w:t>
+      </w:r>
+    </w:p>
+    <w:p>
+      <w:pPr>
+        <w:pStyle w:val="BodyText"/>
+      </w:pPr>
+      <w:r>
+        <w:t xml:space="preserve">What ESF does claim is narrower, and is a matter of design rather than of arithmetic. ESF does not rely on one globally fixed proof-of-work price per message. Difficulty is receiver policy (section 7.1), differentiated by sender class so that known correspondents, consented bulk senders and unknown senders are treated differently (section 7.3), signalled rather than assumed (section 8), and consumed as a graded scoring input rather than an admission gate (section 11). That machinery is specified in those sections and is not restated here. The difference is what makes the 4-to-8 headroom argument not directly applicable, because the price paid by the ordinary sender in the tail of the distribution is not the price a suspected bulk sender pays. It is not a demonstration that the objection has been answered.</w:t>
+      </w:r>
+    </w:p>
+    <w:p>
+      <w:pPr>
+        <w:pStyle w:val="Quote"/>
+      </w:pPr>
+      <w:r>
+        <w:rPr>
+          <w:b/>
+        </w:rPr>
+        <w:t xml:space="preserve">Work is not authentication.</w:t>
+      </w:r>
+      <w:r>
+        <w:t xml:space="preserve"> ESF does not prove who sent a message. A valid stamp proves only that measurable computational work was performed for a specific recipient and message context, and it says nothing about identity, honesty, malware safety or intent. ESF therefore complements SPF, DKIM, DMARC, S/MIME and OpenPGP rather than replacing any of them (section 3), and none of the objections in this section is answered by an appeal to a signature.</w:t>
+      </w:r>
+    </w:p>
+    <w:p>
+      <w:pPr>
+        <w:pStyle w:val="Heading2"/>
+      </w:pPr>
+      <w:r>
+        <w:t xml:space="preserve">2.11 Botnets and stolen computation</w:t>
+      </w:r>
+    </w:p>
+    <w:p>
+      <w:pPr>
+        <w:pStyle w:val="BodyText"/>
+      </w:pPr>
+      <w:r>
+        <w:t xml:space="preserve">The objection that spammers do not pay for their computation is the strongest empirical one, and the measurements support it. A study of captured Pushdo/Cutwail command-and-control servers records 121,336 unique bot IP addresses online per day on average and 2,536,934 distinct addresses over the observation period, with 516,852,678,718 messages accepted for delivery out of 1,708,054,952,020 attempts since June 2009, an accepted-delivery rate of about 30% [40]. The same study documents the market: spam-as-a-service at roughly 100 to 500 US dollars per million messages, and botnet rental capable of 100 million messages per day for 10,000 US dollars per month. Dividing one of those figures by the other gives a per-message price of the order of a thousandth of a cent, but that division is arithmetic on two published figures and is not a number the paper states. The revenue side is thin in proportion: the Spamalytics measurement of a real campaign found 28 conversions from about 350 million pharmacy messages, a rate well under 0.00001%, and its authors read their own result as suggesting that margins may be meagre enough that spammers are economically susceptible to new defences [41]. Two further measured facts cut in ESF's favour without rescuing it: bots are a depreciating stolen asset, with about 12.8% blacklisted within an hour of coming online, 75.3% within six hours and 90% within about eighteen hours [40]; and botnet population figures are far less certain than they look, since the same three months of data at one ISP support estimates of 190, 303, 836, 2,451 or 5,421 bots depending on the counting method [42]. Any machine-count parameter in this debate - Laurie and Clayton's one million, Gardner-Stephen's ten million - is a chosen parameter and not a measurement.</w:t>
+      </w:r>
+    </w:p>
+    <w:p>
+      <w:pPr>
+        <w:pStyle w:val="Quote"/>
+      </w:pPr>
+      <w:r>
+        <w:rPr>
+          <w:b/>
+        </w:rPr>
+        <w:t xml:space="preserve">Botnets.</w:t>
+      </w:r>
+      <w:r>
+        <w:t xml:space="preserve"> ESF raises the resource cost of abuse. It does not remove access to stolen computation, and it does not solve botnets. On the model of section 7.4 the effect on a compromised host is a throughput brake rather than a wall, and part of that cost lands on the victim whose machine and electricity are being spent - which is a harm to be accounted for (section 13), not a result to be claimed.</w:t>
+      </w:r>
+    </w:p>
+    <w:p>
+      <w:pPr>
+        <w:pStyle w:val="Heading2"/>
+      </w:pPr>
+      <w:r>
+        <w:t xml:space="preserve">2.12 Legitimate bulk mail</w:t>
+      </w:r>
+    </w:p>
+    <w:p>
+      <w:pPr>
+        <w:pStyle w:val="BodyText"/>
+      </w:pPr>
+      <w:r>
+        <w:t xml:space="preserve">Bulk mail that the recipient asked for is the case every one of these systems handled least well. Laurie and Clayton had to assume special exceptions for mailing list email to make a universal scheme analysable at all, and state that even with that assumption the scheme fails to be effective; their own measurement at a UK ISP put mailing-list traffic at about 40% of non-spam email [36][37]. Camram conceded the case outright, recording that the answer for the first stamp generation was to do nothing about mailing lists [20]. The Mozilla feature request records the same problem from a client developer's side: systems that send legitimate machine-generated mail, the bug tracker itself being the example given, would need blanket whitelisting, which limits their utility and increases exposure [35]. Dwork and Naor's own answer was the shortcut property, a trapdoor letting a post office sell sanctioned bulk mailings cheaply [1] - a design ESF does not adopt, because it re-introduces a central authority with commercial discretion over who may send. ESF's answer is receiver consent expressed as policy: section 7.3 gives a confirmed opt-in bulk sender an exemption, on the explicit principle that computation should not be spent merely because mail is bulk. The detailed semantics for mailing lists, aliases and forwarding are not settled; section 10.4 sketches them and section 16 lists them as an open question, and this document does not claim otherwise.</w:t>
+      </w:r>
+    </w:p>
+    <w:p>
+      <w:pPr>
+        <w:pStyle w:val="Heading2"/>
+      </w:pPr>
+      <w:r>
+        <w:t xml:space="preserve">2.13 Why earlier systems did not become mainstream</w:t>
+      </w:r>
+    </w:p>
+    <w:p>
+      <w:pPr>
+        <w:pStyle w:val="BodyText"/>
+      </w:pPr>
+      <w:r>
+        <w:t xml:space="preserve">Only some of these projects said why they stopped, and the difference between what is recorded and what is inferred should be kept visible. What is recorded: Penny Black declared its research component largely complete and its remaining obstacles social, political and business rather than technical [22][23]. SpamAssassin removed the Hashcash module completely in 4.0.0 as long since deprecated [29]. Mozilla resolved the long-standing request for hashcash support in Thunderbird as WONTFIX on 9 August 2009, on the stated ground - quoted here as written, garbled sentence included - that "a solution that requires near universal adoption isn't before it's practical isn't something for which the cost is worth considering", a premise the next comment in the bug disputed [35]. The same bug records the substantive objection set from a mainstream client developer in 2008: that most email came from infected machines, so the cost falls on ordinary users rather than on spammers; that the idea cannot work until major clients including Outlook support it; that Microsoft claimed a patent; that legitimate bulk senders would need blanket whitelisting; and that the net effect is to tax regular users without stemming the flood [35]. PennyPost's own documentation records patent risk directly, shipping its memory-bound function for educational use only [33]. And Camram's installation complexity was criticised by a third party and conceded by its author [45]. What is not recorded: neither Camram nor PennyPost left any statement of why development ended, so the usual explanations - the arrival of good Bayesian filtering and large-provider reputation, single-maintainer attrition, Thunderbird's extension-API transition - are inference, and are labelled as such here.</w:t>
+      </w:r>
+    </w:p>
+    <w:p>
+      <w:pPr>
+        <w:pStyle w:val="BodyText"/>
+      </w:pPr>
+      <w:r>
+        <w:t xml:space="preserve">Read together, that list is mostly not a list of arithmetic failures. It is deployment friction, an install-base coordination problem, patent risk, a 16 MB download, a scoring hook that stayed inert without configuration, and the absence of any standards-track document to point at. The one genuine arithmetic failure is Laurie and Clayton's, and section 2.9 records that it remains open. What has changed since is narrow but real: a memory-hard function is now specified in an RFC with test vectors and is available in libraries and in WebAssembly, although RFC 9106 is Informational rather than standards-track, its first recommended option is a single pass over 2 GiB of memory, and it recommends Argon2d rather than Argon2id for proof-of-work applications [13]; both major desktop clients now expose header and send-interception APIs to extensions (section 10.1, Appendix D); receiver policy can be published through the same DNS pattern that SPF, DKIM and DMARC made routine (section 8); difficulty can be receiver policy instead of a global constant (section 7.1); and a registrable header field with a standards path is available where the earlier systems had only X- names (section 15). None of that guarantees adoption. It is the reason this project believes the problem is worth approaching again, not a claim that the outcome will differ.</w:t>
       </w:r>
     </w:p>
     <w:p>
@@ -6312,7 +7120,7 @@
         <w:pStyle w:val="BodyText"/>
       </w:pPr>
       <w:r>
-        <w:t xml:space="preserve">ESF starts from a simple observation: unsolicited email is cheap because the protocol does not require the sender to spend a scarce resource proportional to the number of recipients. Proof-of-Work can introduce that missing friction without a central payment authority. Dwork/Naor and Hashcash established the computational-postage idea; Bitcoin demonstrated that Proof-of-Work can operate as a durable, large-scale security primitive; and Lowery's SOFTWAR thesis provides a broader conceptual lens in which digital security can be tied to physical resource expenditure rather than relying only on logical controls [1][2][14][15]. ESF applies that insight narrowly and pragmatically to email abuse resistance.</w:t>
+        <w:t xml:space="preserve">ESF starts from a simple observation: unsolicited email is cheap because the protocol does not require the sender to spend a scarce resource proportional to the number of recipients. Proof-of-Work can introduce that missing friction without a central payment authority. Dwork and Naor, and independently Hashcash, established the computational-postage idea; Bitcoin demonstrated that Proof-of-Work can operate as a durable, large-scale security primitive; and Lowery's Softwar thesis provides a broader conceptual lens in which digital security can be tied to physical resource expenditure rather than relying only on logical controls [1][2][14][15]. ESF does not claim to have invented computational postage for email. It is a modern, interoperable, receiver-policy-driven implementation of a thirty-year-old idea, addressed to the deployment, interoperability, usability and algorithm-agility problems that kept the earlier systems of section 2 from broad adoption - and the criticism recorded in section 2.9 is not answered by this document, only narrowed and made measurable.</w:t>
       </w:r>
     </w:p>
     <w:p>
@@ -7465,7 +8273,7 @@
         <w:t xml:space="preserve">[1]</w:t>
       </w:r>
       <w:r>
-        <w:t xml:space="preserve"> C. Dwork and M. Naor, “Pricing via Processing or Combatting Junk Mail,” CRYPTO 1992, LNCS 740, pp. 139-147.</w:t>
+        <w:t xml:space="preserve"> C. Dwork and M. Naor, “Pricing via Processing or Combatting Junk Mail,” in Advances in Cryptology - CRYPTO ’92, Lecture Notes in Computer Science 740, Springer, pp. 139-147, DOI 10.1007/3-540-48071-4_10. (Volume and page range confirmed against the DBLP proceedings record for CRYPTO ’92 (LNCS 740, Springer, 1993; the conference was held in 1992), accessed 27 August 2026. Full text consulted via the authors’ extended manuscript.)</w:t>
       </w:r>
     </w:p>
     <w:p>
@@ -7482,7 +8290,7 @@
         <w:t xml:space="preserve">[2]</w:t>
       </w:r>
       <w:r>
-        <w:t xml:space="preserve"> A. Back, “Hashcash - A Denial of Service Counter-Measure,” 1 August 2002.</w:t>
+        <w:t xml:space="preserve"> A. Back, “Hashcash - A Denial of Service Counter-Measure,” technical report, 1 August 2002. http://www.hashcash.org/papers/hashcash.pdf (accessed 26 August 2026).</w:t>
       </w:r>
     </w:p>
     <w:p>
@@ -7499,7 +8307,7 @@
         <w:t xml:space="preserve">[3]</w:t>
       </w:r>
       <w:r>
-        <w:t xml:space="preserve"> C. Dwork, A. Goldberg and M. Naor, “On Memory-Bound Functions for Fighting Spam,” CRYPTO 2003.</w:t>
+        <w:t xml:space="preserve"> C. Dwork, A. Goldberg and M. Naor, “On Memory-Bound Functions for Fighting Spam,” Advances in Cryptology - CRYPTO 2003, LNCS 2729, Springer, 2003, pp. 426-444. Text consulted at http://www.hashcash.org/papers/memory-bound-crypto.pdf, a third-party mirror (accessed 26 August 2026).</w:t>
       </w:r>
     </w:p>
     <w:p>
@@ -7550,7 +8358,7 @@
         <w:t xml:space="preserve">[6]</w:t>
       </w:r>
       <w:r>
-        <w:t xml:space="preserve"> P. Saint-Andre, D. Crocker and M. Nottingham, RFC 6648 / BCP 178, “Deprecating the X- Prefix and Similar Constructs in Application Protocols,” June 2012.</w:t>
+        <w:t xml:space="preserve"> P. Saint-Andre, D. Crocker and M. Nottingham, RFC 6648 / BCP 178, “Deprecating the X- Prefix and Similar Constructs in Application Protocols,” June 2012. The guidance against X- names is at SHOULD NOT strength and applies to newly defined textual parameters; the document explicitly makes no recommendation about whether existing X- parameters should remain in use or be migrated.</w:t>
       </w:r>
     </w:p>
     <w:p>
@@ -7669,7 +8477,7 @@
         <w:t xml:space="preserve">[13]</w:t>
       </w:r>
       <w:r>
-        <w:t xml:space="preserve"> A. Biryukov et al., RFC 9106, “Argon2 Memory-Hard Function for Password Hashing and Proof-of-Work Applications,” September 2021.</w:t>
+        <w:t xml:space="preserve"> A. Biryukov, D. Dinu, D. Khovratovich and S. Josefsson, RFC 9106, “Argon2 Memory-Hard Function for Password Hashing and Proof-of-Work Applications,” IRTF (CFRG), Informational, September 2021. Not a standards-track document. Its first recommended option is Argon2id with t=1 over 2 GiB of memory, and it recommends Argon2d for cryptocurrency and proof-of-work applications where side-channel timing is not a threat, even though Argon2id is the mandatory-to-implement variant.</w:t>
       </w:r>
     </w:p>
     <w:p>
@@ -7686,7 +8494,7 @@
         <w:t xml:space="preserve">[14]</w:t>
       </w:r>
       <w:r>
-        <w:t xml:space="preserve"> J. P. Lowery, “Softwar: A Novel Theory on Power Projection and the National Strategic Significance of Bitcoin,” Master's thesis, MIT System Design and Management Program, 2023.</w:t>
+        <w:t xml:space="preserve"> J. P. Lowery, “Softwar: A Novel Theory on Power Projection and the National Strategic Significance of Bitcoin,” M.S. thesis in Engineering and Management, System Design and Management Program, Massachusetts Institute of Technology, February 2023, 400 pp. https://dspace.mit.edu/handle/1721.1/153030 (accessed 26 August 2026). Not a doctoral dissertation and not peer-reviewed in the journal sense; the abstract characterises its deliverable as a novel theory rather than deductive analysis of a hypothesis. A commercially published book edition of the same material exists; its details, and reports that it was withdrawn from sale, could not be verified and are not asserted here.</w:t>
       </w:r>
     </w:p>
     <w:p>
@@ -7703,7 +8511,7 @@
         <w:t xml:space="preserve">[15]</w:t>
       </w:r>
       <w:r>
-        <w:t xml:space="preserve"> S. Nakamoto, “Bitcoin: A Peer-to-Peer Electronic Cash System,” 2008.</w:t>
+        <w:t xml:space="preserve"> S. Nakamoto, “Bitcoin: A Peer-to-Peer Electronic Cash System,” self-published white paper, 2008. https://bitcoin.org/bitcoin.pdf (accessed 26 August 2026). Its only proof-of-work ancestry citation is Back’s 2002 report [2]; Dwork and Naor are not cited in the paper.</w:t>
       </w:r>
     </w:p>
     <w:p>
@@ -7721,6 +8529,516 @@
       </w:r>
       <w:r>
         <w:t xml:space="preserve"> Microsoft Office Add-ins documentation: internet headers on Outlook messages, Smart Alerts (OnMessageSend) and event-based activation, accessed August 2026.</w:t>
+      </w:r>
+    </w:p>
+    <w:p>
+      <w:pPr>
+        <w:pStyle w:val="ListBullet"/>
+      </w:pPr>
+      <w:r>
+        <w:t xml:space="preserve">• </w:t>
+      </w:r>
+      <w:r>
+        <w:rPr>
+          <w:b/>
+        </w:rPr>
+        <w:t xml:space="preserve">[17]</w:t>
+      </w:r>
+      <w:r>
+        <w:t xml:space="preserve"> A. Back, “[ANNOUNCE] hash cash postage implementation,” post to the cypherpunks mailing list, 28 March 1997. http://www.hashcash.org/papers/announce.txt (accessed 26 August 2026). Retrieved from the author’s own site, not from an independent list archive.</w:t>
+      </w:r>
+    </w:p>
+    <w:p>
+      <w:pPr>
+        <w:pStyle w:val="ListBullet"/>
+      </w:pPr>
+      <w:r>
+        <w:t xml:space="preserve">• </w:t>
+      </w:r>
+      <w:r>
+        <w:rPr>
+          <w:b/>
+        </w:rPr>
+        <w:t xml:space="preserve">[18]</w:t>
+      </w:r>
+      <w:r>
+        <w:t xml:space="preserve"> A. Back, hashcash(1) manual page, section “stamp format (version 1),” hashcash.org. http://www.hashcash.org/docs/hashcash.txt (accessed 26 August 2026). The document carries no version or date line; this is the primary source for the v1 stamp layout, which does not appear in [2].</w:t>
+      </w:r>
+    </w:p>
+    <w:p>
+      <w:pPr>
+        <w:pStyle w:val="ListBullet"/>
+      </w:pPr>
+      <w:r>
+        <w:t xml:space="preserve">• </w:t>
+      </w:r>
+      <w:r>
+        <w:rPr>
+          <w:b/>
+        </w:rPr>
+        <w:t xml:space="preserve">[19]</w:t>
+      </w:r>
+      <w:r>
+        <w:t xml:space="preserve"> A. Back, Hashcash project site, FAQ and related-work list, hashcash.org. http://www.hashcash.org/, http://www.hashcash.org/faq/ and http://www.hashcash.org/papers/ (accessed 26 August 2026). Source of the one-stamp-per-recipient rule and of the annotation that the Dwork/Naor cost functions proposed are different.</w:t>
+      </w:r>
+    </w:p>
+    <w:p>
+      <w:pPr>
+        <w:pStyle w:val="ListBullet"/>
+      </w:pPr>
+      <w:r>
+        <w:t xml:space="preserve">• </w:t>
+      </w:r>
+      <w:r>
+        <w:rPr>
+          <w:b/>
+        </w:rPr>
+        <w:t xml:space="preserve">[20]</w:t>
+      </w:r>
+      <w:r>
+        <w:t xml:space="preserve"> Camram project (E. S. Johansson), project pages: home, “Camram Introduction,” “Camram postage stamp basics,” “Auxiliary pieces” (which republishes the 2001 draft “RFC: Hashcash Message Format” by “Antonomasia”), “Camram in a nutshell” and “Frequently Raised Objections,” c. 2002-2006. Consulted via Internet Archive snapshots of camram.org dated 2002-03-27, 2003-02-02, 2006-04-02 and 2007-04-21 (accessed 26 August 2026).</w:t>
+      </w:r>
+    </w:p>
+    <w:p>
+      <w:pPr>
+        <w:pStyle w:val="ListBullet"/>
+      </w:pPr>
+      <w:r>
+        <w:t xml:space="preserve">• </w:t>
+      </w:r>
+      <w:r>
+        <w:rPr>
+          <w:b/>
+        </w:rPr>
+        <w:t xml:space="preserve">[21]</w:t>
+      </w:r>
+      <w:r>
+        <w:t xml:space="preserve"> E. S. Johansson, “camram antispam system,” SourceForge project; registered 22 July 2002, BSD licence; latest release file camram-0.4.10.tar.gz dated 13 October 2004. https://sourceforge.net/projects/camram/ and its release metadata (accessed 26 August 2026). The project page’s later “last update” date is metadata, not a release.</w:t>
+      </w:r>
+    </w:p>
+    <w:p>
+      <w:pPr>
+        <w:pStyle w:val="ListBullet"/>
+      </w:pPr>
+      <w:r>
+        <w:t xml:space="preserve">• </w:t>
+      </w:r>
+      <w:r>
+        <w:rPr>
+          <w:b/>
+        </w:rPr>
+        <w:t xml:space="preserve">[22]</w:t>
+      </w:r>
+      <w:r>
+        <w:t xml:space="preserve"> Microsoft Research (A. Birrell, M. Burrows, C. Dwork, A. Goldberg, M. Manasse, I. Mironov, T. Wobber), “The Penny Black Project,” project home page, 2002-2006. Consulted via Internet Archive snapshots dated 2003-07-10 and 2006-03-08 (accessed 26 August 2026).</w:t>
+      </w:r>
+    </w:p>
+    <w:p>
+      <w:pPr>
+        <w:pStyle w:val="ListBullet"/>
+      </w:pPr>
+      <w:r>
+        <w:t xml:space="preserve">• </w:t>
+      </w:r>
+      <w:r>
+        <w:rPr>
+          <w:b/>
+        </w:rPr>
+        <w:t xml:space="preserve">[23]</w:t>
+      </w:r>
+      <w:r>
+        <w:t xml:space="preserve"> C. Dwork and A. V. Goldberg, “Common Misconceptions about Computational Spam-Fighting,” Microsoft Research, undated, present by 2006. Consulted via the Internet Archive snapshot of the Penny Black site dated 2006-03-08 (accessed 26 August 2026).</w:t>
+      </w:r>
+    </w:p>
+    <w:p>
+      <w:pPr>
+        <w:pStyle w:val="ListBullet"/>
+      </w:pPr>
+      <w:r>
+        <w:t xml:space="preserve">• </w:t>
+      </w:r>
+      <w:r>
+        <w:rPr>
+          <w:b/>
+        </w:rPr>
+        <w:t xml:space="preserve">[24]</w:t>
+      </w:r>
+      <w:r>
+        <w:t xml:space="preserve"> M. Abadi, A. Birrell and T. Wobber, “Bankable Postage for Network Services,” 8th Asian Computing Science Conference, Mumbai, December 2003. The Penny Black project page cites the same paper with a five-author list (adding M. Burrows and F. Dabek); the discrepancy is unresolved. https://www.microsoft.com/en-us/research/publication/bankable-postage-for-network-services/ (accessed 26 August 2026).</w:t>
+      </w:r>
+    </w:p>
+    <w:p>
+      <w:pPr>
+        <w:pStyle w:val="ListBullet"/>
+      </w:pPr>
+      <w:r>
+        <w:t xml:space="preserve">• </w:t>
+      </w:r>
+      <w:r>
+        <w:rPr>
+          <w:b/>
+        </w:rPr>
+        <w:t xml:space="preserve">[25]</w:t>
+      </w:r>
+      <w:r>
+        <w:t xml:space="preserve"> M. Abadi, M. Burrows, M. Manasse and T. Wobber, “Moderately Hard, Memory-bound Functions,” NDSS 2003; journal version in ACM Transactions on Internet Technology 5(2), May 2005, pp. 299-327. Cited here as the origin of the memory-bound approach, as attributed by [3] and [37]; the paper itself was not read for this document.</w:t>
+      </w:r>
+    </w:p>
+    <w:p>
+      <w:pPr>
+        <w:pStyle w:val="ListBullet"/>
+      </w:pPr>
+      <w:r>
+        <w:t xml:space="preserve">• </w:t>
+      </w:r>
+      <w:r>
+        <w:rPr>
+          <w:b/>
+        </w:rPr>
+        <w:t xml:space="preserve">[26]</w:t>
+      </w:r>
+      <w:r>
+        <w:t xml:space="preserve"> M. Burrows, M. Abadi, M. S. Manasse, E. P. Wobber and D. R. Simon, “Memory bound functions for spam deterrence and the like,” US Patent 7,149,801 B2, assignee Microsoft; filed 8 November 2002, granted 12 December 2006, since expired. https://patents.google.com/patent/US7149801B2/en (accessed 26 August 2026).</w:t>
+      </w:r>
+    </w:p>
+    <w:p>
+      <w:pPr>
+        <w:pStyle w:val="ListBullet"/>
+      </w:pPr>
+      <w:r>
+        <w:t xml:space="preserve">• </w:t>
+      </w:r>
+      <w:r>
+        <w:rPr>
+          <w:b/>
+        </w:rPr>
+        <w:t xml:space="preserve">[27]</w:t>
+      </w:r>
+      <w:r>
+        <w:t xml:space="preserve"> Apache SpamAssassin Project, “Mail::SpamAssassin::Plugin::Hashcash - perform hashcash verification tests,” plugin documentation (3.4.x) and plugin source (3.4 branch). https://spamassassin.apache.org/full/3.4.x/doc/Mail_SpamAssassin_Plugin_Hashcash.html (accessed 26 August 2026).</w:t>
+      </w:r>
+    </w:p>
+    <w:p>
+      <w:pPr>
+        <w:pStyle w:val="ListBullet"/>
+      </w:pPr>
+      <w:r>
+        <w:t xml:space="preserve">• </w:t>
+      </w:r>
+      <w:r>
+        <w:rPr>
+          <w:b/>
+        </w:rPr>
+        <w:t xml:space="preserve">[28]</w:t>
+      </w:r>
+      <w:r>
+        <w:t xml:space="preserve"> Apache SpamAssassin Project, rules/25_hashcash.cf, rules/50_scores.cf and rules/init.pre (3.0 branch). Source of the HASHCASH_* score values, the double-spend score and its rationale, and the default plugin loading (accessed 26 August 2026).</w:t>
+      </w:r>
+    </w:p>
+    <w:p>
+      <w:pPr>
+        <w:pStyle w:val="ListBullet"/>
+      </w:pPr>
+      <w:r>
+        <w:t xml:space="preserve">• </w:t>
+      </w:r>
+      <w:r>
+        <w:rPr>
+          <w:b/>
+        </w:rPr>
+        <w:t xml:space="preserve">[29]</w:t>
+      </w:r>
+      <w:r>
+        <w:t xml:space="preserve"> Apache SpamAssassin Project, UPGRADE, section “Note for Users Upgrading to SpamAssassin 4.0.0”: “The HashCash module and support has been removed completely, as it has been long since deprecated” (accessed 26 August 2026). The release date of 4.0.0 was not verified for this document.</w:t>
+      </w:r>
+    </w:p>
+    <w:p>
+      <w:pPr>
+        <w:pStyle w:val="ListBullet"/>
+      </w:pPr>
+      <w:r>
+        <w:t xml:space="preserve">• </w:t>
+      </w:r>
+      <w:r>
+        <w:rPr>
+          <w:b/>
+        </w:rPr>
+        <w:t xml:space="preserve">[30]</w:t>
+      </w:r>
+      <w:r>
+        <w:t xml:space="preserve"> Rspamd Project, module documentation and source tree (version 4.1); a local search of the tree for “hashcash” and “proof of work” returned no matches. https://docs.rspamd.com/modules/ and https://github.com/rspamd/rspamd (accessed 26 August 2026). Whether such support was ever proposed for rspamd is unverified; only its absence from the shipping code and documentation is established.</w:t>
+      </w:r>
+    </w:p>
+    <w:p>
+      <w:pPr>
+        <w:pStyle w:val="ListBullet"/>
+      </w:pPr>
+      <w:r>
+        <w:t xml:space="preserve">• </w:t>
+      </w:r>
+      <w:r>
+        <w:rPr>
+          <w:b/>
+        </w:rPr>
+        <w:t xml:space="preserve">[31]</w:t>
+      </w:r>
+      <w:r>
+        <w:t xml:space="preserve"> A. Lokhandwala (creator) and J. Oestman (contributor), “PennyPost” Thunderbird add-on listing, version 1.5.4, released 2 March 2016, Thunderbird 2.0-38.*, GPLv3, 16.1 MiB. addons.thunderbird.net, consulted via an Internet Archive snapshot dated 2024-10-12 (accessed 26 August 2026). Install and user counts are unverified.</w:t>
+      </w:r>
+    </w:p>
+    <w:p>
+      <w:pPr>
+        <w:pStyle w:val="ListBullet"/>
+      </w:pPr>
+      <w:r>
+        <w:t xml:space="preserve">• </w:t>
+      </w:r>
+      <w:r>
+        <w:rPr>
+          <w:b/>
+        </w:rPr>
+        <w:t xml:space="preserve">[32]</w:t>
+      </w:r>
+      <w:r>
+        <w:t xml:space="preserve"> Penny Post project, “Penny Post Headers” (project wiki), page history 2007-08-26. Consulted via the Internet Archive snapshot dated 2007-09-11 (accessed 26 August 2026).</w:t>
+      </w:r>
+    </w:p>
+    <w:p>
+      <w:pPr>
+        <w:pStyle w:val="ListBullet"/>
+      </w:pPr>
+      <w:r>
+        <w:t xml:space="preserve">• </w:t>
+      </w:r>
+      <w:r>
+        <w:rPr>
+          <w:b/>
+        </w:rPr>
+        <w:t xml:space="preserve">[33]</w:t>
+      </w:r>
+      <w:r>
+        <w:t xml:space="preserve"> Penny Post project, “MBound - A Memory Bound Pricing Function” (project wiki), including the educational-use-only notice and the Microsoft permission caveat. Consulted via the Internet Archive snapshot dated 2008-09-24 (accessed 26 August 2026).</w:t>
+      </w:r>
+    </w:p>
+    <w:p>
+      <w:pPr>
+        <w:pStyle w:val="ListBullet"/>
+      </w:pPr>
+      <w:r>
+        <w:t xml:space="preserve">• </w:t>
+      </w:r>
+      <w:r>
+        <w:rPr>
+          <w:b/>
+        </w:rPr>
+        <w:t xml:space="preserve">[34]</w:t>
+      </w:r>
+      <w:r>
+        <w:t xml:space="preserve"> J. Oestman, PennyPostTB source repository (GPLv3; last commit 28 February 2016; release v1.5.4 of 8 March 2016). https://github.com/jonasbits/PennyPostTB - files consulted: install.rdf, chrome/content/composeOverlay.js, chrome/content/messageWindowOverlay.js, chrome/content/stampProgress.js (accessed 26 August 2026).</w:t>
+      </w:r>
+    </w:p>
+    <w:p>
+      <w:pPr>
+        <w:pStyle w:val="ListBullet"/>
+      </w:pPr>
+      <w:r>
+        <w:t xml:space="preserve">• </w:t>
+      </w:r>
+      <w:r>
+        <w:rPr>
+          <w:b/>
+        </w:rPr>
+        <w:t xml:space="preserve">[35]</w:t>
+      </w:r>
+      <w:r>
+        <w:t xml:space="preserve"> I. Snaaijer (reporter) et al., “Bug 229686 - Request : Support for HashCash type of SPAM protection,” Mozilla Bugzilla, MailNews Core / Composition; filed 29 December 2003, RESOLVED WONTFIX 9 August 2009, 189 votes, 57 comments. https://bugzilla.mozilla.org/show_bug.cgi?id=229686 (accessed 26 August 2026).</w:t>
+      </w:r>
+    </w:p>
+    <w:p>
+      <w:pPr>
+        <w:pStyle w:val="ListBullet"/>
+      </w:pPr>
+      <w:r>
+        <w:t xml:space="preserve">• </w:t>
+      </w:r>
+      <w:r>
+        <w:rPr>
+          <w:b/>
+        </w:rPr>
+        <w:t xml:space="preserve">[36]</w:t>
+      </w:r>
+      <w:r>
+        <w:t xml:space="preserve"> B. Laurie and R. Clayton, “‘Proof-of-Work’ Proves Not to Work,” Third Annual Workshop on Economics and Information Security (WEIS04), Minneapolis, 13-14 May 2004; PDF internally dated 3 May 2004. https://www.cl.cam.ac.uk/~rnc1/proofwork.pdf (accessed 26 August 2026).</w:t>
+      </w:r>
+    </w:p>
+    <w:p>
+      <w:pPr>
+        <w:pStyle w:val="ListBullet"/>
+      </w:pPr>
+      <w:r>
+        <w:t xml:space="preserve">• </w:t>
+      </w:r>
+      <w:r>
+        <w:rPr>
+          <w:b/>
+        </w:rPr>
+        <w:t xml:space="preserve">[37]</w:t>
+      </w:r>
+      <w:r>
+        <w:t xml:space="preserve"> B. Laurie and R. Clayton, “‘Proof-of-Work’ Proves Not to Work, version 0.2,” 12 September 2004. https://www.cl.cam.ac.uk/~rnc1/proofwork2.pdf (accessed 26 August 2026). The two versions attach different percentages to different limits; figures from either must be cited with version and limit.</w:t>
+      </w:r>
+    </w:p>
+    <w:p>
+      <w:pPr>
+        <w:pStyle w:val="ListBullet"/>
+      </w:pPr>
+      <w:r>
+        <w:t xml:space="preserve">• </w:t>
+      </w:r>
+      <w:r>
+        <w:rPr>
+          <w:b/>
+        </w:rPr>
+        <w:t xml:space="preserve">[38]</w:t>
+      </w:r>
+      <w:r>
+        <w:t xml:space="preserve"> D. Liu and L. J. Camp, “Proof of Work can Work,” Fifth Workshop on the Economics of Information Security (WEIS 2006), 23 March 2006 (accessed 26 August 2026). Its results are simulation on assumed filter accuracies, not deployment measurement.</w:t>
+      </w:r>
+    </w:p>
+    <w:p>
+      <w:pPr>
+        <w:pStyle w:val="ListBullet"/>
+      </w:pPr>
+      <w:r>
+        <w:t xml:space="preserve">• </w:t>
+      </w:r>
+      <w:r>
+        <w:rPr>
+          <w:b/>
+        </w:rPr>
+        <w:t xml:space="preserve">[39]</w:t>
+      </w:r>
+      <w:r>
+        <w:t xml:space="preserve"> P. Gardner-Stephen, “Escalating The War On SPAM Through Practical POW Exchange,” IEEE Conference on Networking, Adelaide, 19-21 November 2007; arXiv:0710.5327. https://arxiv.org/abs/0710.5327 (accessed 26 August 2026). Its cost figures derive from assumed filter accuracies and an assumed attacker machine count.</w:t>
+      </w:r>
+    </w:p>
+    <w:p>
+      <w:pPr>
+        <w:pStyle w:val="ListBullet"/>
+      </w:pPr>
+      <w:r>
+        <w:t xml:space="preserve">• </w:t>
+      </w:r>
+      <w:r>
+        <w:rPr>
+          <w:b/>
+        </w:rPr>
+        <w:t xml:space="preserve">[40]</w:t>
+      </w:r>
+      <w:r>
+        <w:t xml:space="preserve"> B. Stone-Gross, T. Holz, G. Stringhini and G. Vigna, “The Underground Economy of Spam: A Botmaster’s Perspective of Coordinating Large-Scale Spam Campaigns,” 4th USENIX Workshop on Large-Scale Exploits and Emergent Threats (LEET ’11), Boston, March 2011 (accessed 26 August 2026).</w:t>
+      </w:r>
+    </w:p>
+    <w:p>
+      <w:pPr>
+        <w:pStyle w:val="ListBullet"/>
+      </w:pPr>
+      <w:r>
+        <w:t xml:space="preserve">• </w:t>
+      </w:r>
+      <w:r>
+        <w:rPr>
+          <w:b/>
+        </w:rPr>
+        <w:t xml:space="preserve">[41]</w:t>
+      </w:r>
+      <w:r>
+        <w:t xml:space="preserve"> C. Kanich, C. Kreibich, K. Levchenko, B. Enright, G. M. Voelker, V. Paxson and S. Savage, “Spamalytics: An Empirical Analysis of Spam Marketing Conversion,” 15th ACM Conference on Computer and Communications Security (CCS 2008), Alexandria VA, 2008 (accessed 26 August 2026). The authors label their whole-botnet revenue extrapolation as speculation.</w:t>
+      </w:r>
+    </w:p>
+    <w:p>
+      <w:pPr>
+        <w:pStyle w:val="ListBullet"/>
+      </w:pPr>
+      <w:r>
+        <w:t xml:space="preserve">• </w:t>
+      </w:r>
+      <w:r>
+        <w:rPr>
+          <w:b/>
+        </w:rPr>
+        <w:t xml:space="preserve">[42]</w:t>
+      </w:r>
+      <w:r>
+        <w:t xml:space="preserve"> R. Clayton, “On the difficulty of counting spam sources,” Seventh Conference on Email and Anti-Spam (CEAS 2010), Redmond WA. https://www.cl.cam.ac.uk/~rnc1/botstats.pdf (accessed 26 August 2026).</w:t>
+      </w:r>
+    </w:p>
+    <w:p>
+      <w:pPr>
+        <w:pStyle w:val="ListBullet"/>
+      </w:pPr>
+      <w:r>
+        <w:t xml:space="preserve">• </w:t>
+      </w:r>
+      <w:r>
+        <w:rPr>
+          <w:b/>
+        </w:rPr>
+        <w:t xml:space="preserve">[43]</w:t>
+      </w:r>
+      <w:r>
+        <w:t xml:space="preserve"> A. Zholos, “Hashcash Milter,” version 0.1.3, tarball dated 25 November 2016, BSD-style licence; mints and verifies stamps for messages in transit, one stamp per To/Cc recipient, with Bcc and envelope recipients deliberately ignored. http://althenia.net/hashcash (accessed 26 August 2026). Deployment beyond availability is unverified.</w:t>
+      </w:r>
+    </w:p>
+    <w:p>
+      <w:pPr>
+        <w:pStyle w:val="ListBullet"/>
+      </w:pPr>
+      <w:r>
+        <w:t xml:space="preserve">• </w:t>
+      </w:r>
+      <w:r>
+        <w:rPr>
+          <w:b/>
+        </w:rPr>
+        <w:t xml:space="preserve">[44]</w:t>
+      </w:r>
+      <w:r>
+        <w:t xml:space="preserve"> A. Back, hashcash reference implementation as packaged by Debian: version 1.22-2 in stable, testing and unstable as of 26 August 2026, per the Debian archive query API. Evidence of availability, not of use.</w:t>
+      </w:r>
+    </w:p>
+    <w:p>
+      <w:pPr>
+        <w:pStyle w:val="ListBullet"/>
+      </w:pPr>
+      <w:r>
+        <w:t xml:space="preserve">• </w:t>
+      </w:r>
+      <w:r>
+        <w:rPr>
+          <w:b/>
+        </w:rPr>
+        <w:t xml:space="preserve">[45]</w:t>
+      </w:r>
+      <w:r>
+        <w:t xml:space="preserve"> E. S. Johansson, “Decoder” and A. Back, “hashcash integration on MTA level for postfix” (hashcash mailing-list thread, 16-18 August 2006), consulted via a public list archive (accessed 26 August 2026). Source of the Camram installation-complexity exchange and of references to other MTA-side hashcash filters that were not individually verified.</w:t>
+      </w:r>
+    </w:p>
+    <w:p>
+      <w:pPr>
+        <w:pStyle w:val="ListBullet"/>
+      </w:pPr>
+      <w:r>
+        <w:t xml:space="preserve">• </w:t>
+      </w:r>
+      <w:r>
+        <w:rPr>
+          <w:b/>
+        </w:rPr>
+        <w:t xml:space="preserve">[46]</w:t>
+      </w:r>
+      <w:r>
+        <w:t xml:space="preserve"> ESF project, prior-art.md - long-form prior-art review with full source apparatus and per-claim verification status. Companion document to section 2 of this whitepaper.</w:t>
       </w:r>
     </w:p>
     <w:sectPr>
